--- a/Active_Intelligence_Strategic_Blueprint_v4.docx
+++ b/Active_Intelligence_Strategic_Blueprint_v4.docx
@@ -206,27 +206,6 @@
     </w:p>
     <w:p>
       <w:pPr>
-        <w:spacing w:after="160" w:line="276" w:lineRule="auto"/>
-        <w:rPr/>
-      </w:pPr>
-      <w:sdt>
-        <w:sdtPr>
-          <w:id w:val="-937591033"/>
-          <w:tag w:val="goog_rdk_0"/>
-        </w:sdtPr>
-        <w:sdtContent>
-          <w:r>
-            <w:rPr>
-              <w:rFonts w:ascii="Arial Unicode MS" w:cs="Arial Unicode MS" w:eastAsia="Arial Unicode MS" w:hAnsi="Arial Unicode MS"/>
-              <w:rtl w:val="0"/>
-            </w:rPr>
-            <w:t xml:space="preserve">We ship in three phases (Prototype → Beta + Security Audit → GA), each gated by an eval harness. This memo embeds a revised architecture diagram and ships with an interactive, ActiveCampaign-skinned prototype of the experience.</w:t>
-          </w:r>
-        </w:sdtContent>
-      </w:sdt>
-    </w:p>
-    <w:p>
-      <w:pPr>
         <w:pStyle w:val="Heading1"/>
         <w:rPr/>
       </w:pPr>
@@ -451,8 +430,8 @@
       </w:pPr>
       <w:sdt>
         <w:sdtPr>
-          <w:id w:val="-1379411363"/>
-          <w:tag w:val="goog_rdk_1"/>
+          <w:id w:val="654826978"/>
+          <w:tag w:val="goog_rdk_0"/>
         </w:sdtPr>
         <w:sdtContent>
           <w:r>
@@ -477,7 +456,7 @@
           <wp:inline distB="0" distT="0" distL="0" distR="0">
             <wp:extent cx="5943600" cy="4114800"/>
             <wp:effectExtent b="0" l="0" r="0" t="0"/>
-            <wp:docPr descr="Surfaces, cross-layer inferencing, three semantic layers, hybrid LLM and ML scoring, tenant-industry-global modeling, inputs, and the flywheel feedback loop" id="3" name="image1.png"/>
+            <wp:docPr descr="Surfaces, cross-layer inferencing, three semantic layers, hybrid LLM and ML scoring, tenant-industry-global modeling, inputs, and the flywheel feedback loop" id="2" name="image1.png"/>
             <a:graphic>
               <a:graphicData uri="http://schemas.openxmlformats.org/drawingml/2006/picture">
                 <pic:pic>
@@ -979,8 +958,8 @@
             </w:pPr>
             <w:sdt>
               <w:sdtPr>
-                <w:id w:val="-668805464"/>
-                <w:tag w:val="goog_rdk_2"/>
+                <w:id w:val="1624662615"/>
+                <w:tag w:val="goog_rdk_1"/>
               </w:sdtPr>
               <w:sdtContent>
                 <w:r>
@@ -1101,7 +1080,10 @@
           <w:p>
             <w:pPr>
               <w:spacing w:after="20" w:lineRule="auto"/>
-              <w:rPr/>
+              <w:rPr>
+                <w:sz w:val="19"/>
+                <w:szCs w:val="19"/>
+              </w:rPr>
             </w:pPr>
             <w:r>
               <w:rPr>
@@ -1111,10 +1093,22 @@
               </w:rPr>
               <w:t xml:space="preserve">Behavior &amp; preference modeling; channel and timing affinity at the individual_id level.</w:t>
             </w:r>
+          </w:p>
+          <w:p>
+            <w:pPr>
+              <w:spacing w:after="20" w:lineRule="auto"/>
+              <w:rPr>
+                <w:sz w:val="19"/>
+                <w:szCs w:val="19"/>
+              </w:rPr>
+            </w:pPr>
             <w:r>
               <w:rPr>
+                <w:sz w:val="19"/>
+                <w:szCs w:val="19"/>
                 <w:rtl w:val="0"/>
               </w:rPr>
+              <w:t xml:space="preserve">Content and conversion preferences scored and matched.</w:t>
             </w:r>
           </w:p>
         </w:tc>
@@ -1164,7 +1158,7 @@
         <w:widowControl w:val="1"/>
         <w:numPr>
           <w:ilvl w:val="0"/>
-          <w:numId w:val="1"/>
+          <w:numId w:val="3"/>
         </w:numPr>
         <w:pBdr>
           <w:top w:space="0" w:sz="0" w:val="nil"/>
@@ -1226,7 +1220,7 @@
         <w:widowControl w:val="1"/>
         <w:numPr>
           <w:ilvl w:val="0"/>
-          <w:numId w:val="1"/>
+          <w:numId w:val="3"/>
         </w:numPr>
         <w:pBdr>
           <w:top w:space="0" w:sz="0" w:val="nil"/>
@@ -1327,8 +1321,8 @@
       </w:pPr>
       <w:sdt>
         <w:sdtPr>
-          <w:id w:val="1003447845"/>
-          <w:tag w:val="goog_rdk_3"/>
+          <w:id w:val="1025559986"/>
+          <w:tag w:val="goog_rdk_2"/>
         </w:sdtPr>
         <w:sdtContent>
           <w:r>
@@ -1361,7 +1355,7 @@
         <w:widowControl w:val="1"/>
         <w:numPr>
           <w:ilvl w:val="0"/>
-          <w:numId w:val="1"/>
+          <w:numId w:val="3"/>
         </w:numPr>
         <w:pBdr>
           <w:top w:space="0" w:sz="0" w:val="nil"/>
@@ -1412,7 +1406,36 @@
           <w:vertAlign w:val="baseline"/>
           <w:rtl w:val="0"/>
         </w:rPr>
-        <w:t xml:space="preserve">— the customer’s own account; most specific, but sparse for smaller businesses.</w:t>
+        <w:t xml:space="preserve">— the customer’s own account; most specific, but sparse for smaller businesses.  </w:t>
+      </w:r>
+      <w:r>
+        <w:rPr>
+          <w:i w:val="1"/>
+          <w:iCs w:val="1"/>
+          <w:smallCaps w:val="0"/>
+          <w:strike w:val="0"/>
+          <w:color w:val="222222"/>
+          <w:sz w:val="21"/>
+          <w:szCs w:val="21"/>
+          <w:u w:val="none"/>
+          <w:shd w:fill="auto" w:val="clear"/>
+          <w:vertAlign w:val="baseline"/>
+          <w:rtl w:val="0"/>
+        </w:rPr>
+        <w:t xml:space="preserve">Note: This may be diff</w:t>
+      </w:r>
+      <w:r>
+        <w:rPr>
+          <w:i w:val="1"/>
+          <w:iCs w:val="1"/>
+          <w:rtl w:val="0"/>
+        </w:rPr>
+        <w:t xml:space="preserve">icult to achieve due to lower volume of SMB, thus, the need for the next tiers.</w:t>
+      </w:r>
+      <w:r>
+        <w:rPr>
+          <w:rtl w:val="0"/>
+        </w:rPr>
       </w:r>
     </w:p>
     <w:p>
@@ -1423,7 +1446,7 @@
         <w:widowControl w:val="1"/>
         <w:numPr>
           <w:ilvl w:val="0"/>
-          <w:numId w:val="1"/>
+          <w:numId w:val="3"/>
         </w:numPr>
         <w:pBdr>
           <w:top w:space="0" w:sz="0" w:val="nil"/>
@@ -1485,7 +1508,7 @@
         <w:widowControl w:val="1"/>
         <w:numPr>
           <w:ilvl w:val="0"/>
-          <w:numId w:val="1"/>
+          <w:numId w:val="3"/>
         </w:numPr>
         <w:pBdr>
           <w:top w:space="0" w:sz="0" w:val="nil"/>
@@ -1556,11 +1579,13 @@
         <w:pStyle w:val="Heading2"/>
         <w:rPr/>
       </w:pPr>
-      <w:r>
-        <w:rPr>
-          <w:rtl w:val="0"/>
-        </w:rPr>
-        <w:t xml:space="preserve">3.5  The Declarative Goal: a machine-readable contract</w:t>
+      <w:bookmarkStart w:colFirst="0" w:colLast="0" w:name="_heading=h.z4m466qs0tj8" w:id="0"/>
+      <w:bookmarkEnd w:id="0"/>
+      <w:r>
+        <w:rPr>
+          <w:rtl w:val="0"/>
+        </w:rPr>
+        <w:t xml:space="preserve">3.5  Declarative Goals for Active Intelligence</w:t>
       </w:r>
     </w:p>
     <w:p>
@@ -1572,977 +1597,14 @@
         <w:rPr>
           <w:rtl w:val="0"/>
         </w:rPr>
-        <w:t xml:space="preserve">Strategic boundaries are enforced through a machine-readable goal configuration via the Declarative Goal API — the precise edges within which agents may operate.</w:t>
-      </w:r>
-    </w:p>
-    <w:tbl>
-      <w:tblPr>
-        <w:tblStyle w:val="Table2"/>
-        <w:tblW w:w="9360.0" w:type="dxa"/>
-        <w:jc w:val="left"/>
-        <w:tblBorders>
-          <w:top w:color="000000" w:space="0" w:sz="4" w:val="single"/>
-          <w:left w:color="000000" w:space="0" w:sz="4" w:val="single"/>
-          <w:bottom w:color="000000" w:space="0" w:sz="4" w:val="single"/>
-          <w:right w:color="000000" w:space="0" w:sz="4" w:val="single"/>
-          <w:insideH w:color="000000" w:space="0" w:sz="4" w:val="single"/>
-          <w:insideV w:color="000000" w:space="0" w:sz="4" w:val="single"/>
-        </w:tblBorders>
-        <w:tblLayout w:type="fixed"/>
-        <w:tblLook w:val="0000"/>
-      </w:tblPr>
-      <w:tblGrid>
-        <w:gridCol w:w="2900"/>
-        <w:gridCol w:w="1400"/>
-        <w:gridCol w:w="5060"/>
-        <w:tblGridChange w:id="0">
-          <w:tblGrid>
-            <w:gridCol w:w="2900"/>
-            <w:gridCol w:w="1400"/>
-            <w:gridCol w:w="5060"/>
-          </w:tblGrid>
-        </w:tblGridChange>
-      </w:tblGrid>
-      <w:tr>
-        <w:trPr>
-          <w:cantSplit w:val="0"/>
-          <w:tblHeader w:val="1"/>
-        </w:trPr>
-        <w:tc>
-          <w:tcPr>
-            <w:tcBorders>
-              <w:top w:color="cccccc" w:space="0" w:sz="4" w:val="single"/>
-              <w:left w:color="cccccc" w:space="0" w:sz="4" w:val="single"/>
-              <w:bottom w:color="cccccc" w:space="0" w:sz="4" w:val="single"/>
-              <w:right w:color="cccccc" w:space="0" w:sz="4" w:val="single"/>
-            </w:tcBorders>
-            <w:shd w:fill="1f3a5f" w:val="clear"/>
-            <w:tcMar>
-              <w:top w:w="80.0" w:type="dxa"/>
-              <w:left w:w="120.0" w:type="dxa"/>
-              <w:bottom w:w="80.0" w:type="dxa"/>
-              <w:right w:w="120.0" w:type="dxa"/>
-            </w:tcMar>
-          </w:tcPr>
-          <w:p>
-            <w:pPr>
-              <w:rPr/>
-            </w:pPr>
-            <w:r>
-              <w:rPr>
-                <w:b w:val="1"/>
-                <w:bCs w:val="1"/>
-                <w:color w:val="ffffff"/>
-                <w:sz w:val="19"/>
-                <w:szCs w:val="19"/>
-                <w:rtl w:val="0"/>
-              </w:rPr>
-              <w:t xml:space="preserve">Field</w:t>
-            </w:r>
-            <w:r>
-              <w:rPr>
-                <w:rtl w:val="0"/>
-              </w:rPr>
-            </w:r>
-          </w:p>
-        </w:tc>
-        <w:tc>
-          <w:tcPr>
-            <w:tcBorders>
-              <w:top w:color="cccccc" w:space="0" w:sz="4" w:val="single"/>
-              <w:left w:color="cccccc" w:space="0" w:sz="4" w:val="single"/>
-              <w:bottom w:color="cccccc" w:space="0" w:sz="4" w:val="single"/>
-              <w:right w:color="cccccc" w:space="0" w:sz="4" w:val="single"/>
-            </w:tcBorders>
-            <w:shd w:fill="1f3a5f" w:val="clear"/>
-            <w:tcMar>
-              <w:top w:w="80.0" w:type="dxa"/>
-              <w:left w:w="120.0" w:type="dxa"/>
-              <w:bottom w:w="80.0" w:type="dxa"/>
-              <w:right w:w="120.0" w:type="dxa"/>
-            </w:tcMar>
-          </w:tcPr>
-          <w:p>
-            <w:pPr>
-              <w:rPr/>
-            </w:pPr>
-            <w:r>
-              <w:rPr>
-                <w:b w:val="1"/>
-                <w:bCs w:val="1"/>
-                <w:color w:val="ffffff"/>
-                <w:sz w:val="19"/>
-                <w:szCs w:val="19"/>
-                <w:rtl w:val="0"/>
-              </w:rPr>
-              <w:t xml:space="preserve">Type</w:t>
-            </w:r>
-            <w:r>
-              <w:rPr>
-                <w:rtl w:val="0"/>
-              </w:rPr>
-            </w:r>
-          </w:p>
-        </w:tc>
-        <w:tc>
-          <w:tcPr>
-            <w:tcBorders>
-              <w:top w:color="cccccc" w:space="0" w:sz="4" w:val="single"/>
-              <w:left w:color="cccccc" w:space="0" w:sz="4" w:val="single"/>
-              <w:bottom w:color="cccccc" w:space="0" w:sz="4" w:val="single"/>
-              <w:right w:color="cccccc" w:space="0" w:sz="4" w:val="single"/>
-            </w:tcBorders>
-            <w:shd w:fill="1f3a5f" w:val="clear"/>
-            <w:tcMar>
-              <w:top w:w="80.0" w:type="dxa"/>
-              <w:left w:w="120.0" w:type="dxa"/>
-              <w:bottom w:w="80.0" w:type="dxa"/>
-              <w:right w:w="120.0" w:type="dxa"/>
-            </w:tcMar>
-          </w:tcPr>
-          <w:p>
-            <w:pPr>
-              <w:rPr/>
-            </w:pPr>
-            <w:r>
-              <w:rPr>
-                <w:b w:val="1"/>
-                <w:bCs w:val="1"/>
-                <w:color w:val="ffffff"/>
-                <w:sz w:val="19"/>
-                <w:szCs w:val="19"/>
-                <w:rtl w:val="0"/>
-              </w:rPr>
-              <w:t xml:space="preserve">Purpose</w:t>
-            </w:r>
-            <w:r>
-              <w:rPr>
-                <w:rtl w:val="0"/>
-              </w:rPr>
-            </w:r>
-          </w:p>
-        </w:tc>
-      </w:tr>
-      <w:tr>
-        <w:trPr>
-          <w:cantSplit w:val="0"/>
-          <w:tblHeader w:val="0"/>
-        </w:trPr>
-        <w:tc>
-          <w:tcPr>
-            <w:tcBorders>
-              <w:top w:color="cccccc" w:space="0" w:sz="4" w:val="single"/>
-              <w:left w:color="cccccc" w:space="0" w:sz="4" w:val="single"/>
-              <w:bottom w:color="cccccc" w:space="0" w:sz="4" w:val="single"/>
-              <w:right w:color="cccccc" w:space="0" w:sz="4" w:val="single"/>
-            </w:tcBorders>
-            <w:shd w:fill="eaf1f8" w:val="clear"/>
-            <w:tcMar>
-              <w:top w:w="80.0" w:type="dxa"/>
-              <w:left w:w="120.0" w:type="dxa"/>
-              <w:bottom w:w="80.0" w:type="dxa"/>
-              <w:right w:w="120.0" w:type="dxa"/>
-            </w:tcMar>
-          </w:tcPr>
-          <w:p>
-            <w:pPr>
-              <w:spacing w:after="20" w:lineRule="auto"/>
-              <w:rPr/>
-            </w:pPr>
-            <w:r>
-              <w:rPr>
-                <w:rFonts w:ascii="Consolas" w:cs="Consolas" w:eastAsia="Consolas" w:hAnsi="Consolas"/>
-                <w:color w:val="c44536"/>
-                <w:sz w:val="18"/>
-                <w:szCs w:val="18"/>
-                <w:rtl w:val="0"/>
-              </w:rPr>
-              <w:t xml:space="preserve">campaign_id</w:t>
-            </w:r>
-            <w:r>
-              <w:rPr>
-                <w:rtl w:val="0"/>
-              </w:rPr>
-            </w:r>
-          </w:p>
-        </w:tc>
-        <w:tc>
-          <w:tcPr>
-            <w:tcBorders>
-              <w:top w:color="cccccc" w:space="0" w:sz="4" w:val="single"/>
-              <w:left w:color="cccccc" w:space="0" w:sz="4" w:val="single"/>
-              <w:bottom w:color="cccccc" w:space="0" w:sz="4" w:val="single"/>
-              <w:right w:color="cccccc" w:space="0" w:sz="4" w:val="single"/>
-            </w:tcBorders>
-            <w:shd w:fill="eaf1f8" w:val="clear"/>
-            <w:tcMar>
-              <w:top w:w="80.0" w:type="dxa"/>
-              <w:left w:w="120.0" w:type="dxa"/>
-              <w:bottom w:w="80.0" w:type="dxa"/>
-              <w:right w:w="120.0" w:type="dxa"/>
-            </w:tcMar>
-          </w:tcPr>
-          <w:p>
-            <w:pPr>
-              <w:spacing w:after="20" w:lineRule="auto"/>
-              <w:rPr/>
-            </w:pPr>
-            <w:r>
-              <w:rPr>
-                <w:rFonts w:ascii="Consolas" w:cs="Consolas" w:eastAsia="Consolas" w:hAnsi="Consolas"/>
-                <w:sz w:val="18"/>
-                <w:szCs w:val="18"/>
-                <w:rtl w:val="0"/>
-              </w:rPr>
-              <w:t xml:space="preserve">UUID</w:t>
-            </w:r>
-            <w:r>
-              <w:rPr>
-                <w:rtl w:val="0"/>
-              </w:rPr>
-            </w:r>
-          </w:p>
-        </w:tc>
-        <w:tc>
-          <w:tcPr>
-            <w:tcBorders>
-              <w:top w:color="cccccc" w:space="0" w:sz="4" w:val="single"/>
-              <w:left w:color="cccccc" w:space="0" w:sz="4" w:val="single"/>
-              <w:bottom w:color="cccccc" w:space="0" w:sz="4" w:val="single"/>
-              <w:right w:color="cccccc" w:space="0" w:sz="4" w:val="single"/>
-            </w:tcBorders>
-            <w:shd w:fill="eaf1f8" w:val="clear"/>
-            <w:tcMar>
-              <w:top w:w="80.0" w:type="dxa"/>
-              <w:left w:w="120.0" w:type="dxa"/>
-              <w:bottom w:w="80.0" w:type="dxa"/>
-              <w:right w:w="120.0" w:type="dxa"/>
-            </w:tcMar>
-          </w:tcPr>
-          <w:p>
-            <w:pPr>
-              <w:spacing w:after="20" w:lineRule="auto"/>
-              <w:rPr/>
-            </w:pPr>
-            <w:r>
-              <w:rPr>
-                <w:sz w:val="19"/>
-                <w:szCs w:val="19"/>
-                <w:rtl w:val="0"/>
-              </w:rPr>
-              <w:t xml:space="preserve">Scopes the goal to a campaign and tenant.</w:t>
-            </w:r>
-            <w:r>
-              <w:rPr>
-                <w:rtl w:val="0"/>
-              </w:rPr>
-            </w:r>
-          </w:p>
-        </w:tc>
-      </w:tr>
-      <w:tr>
-        <w:trPr>
-          <w:cantSplit w:val="0"/>
-          <w:tblHeader w:val="0"/>
-        </w:trPr>
-        <w:tc>
-          <w:tcPr>
-            <w:tcBorders>
-              <w:top w:color="cccccc" w:space="0" w:sz="4" w:val="single"/>
-              <w:left w:color="cccccc" w:space="0" w:sz="4" w:val="single"/>
-              <w:bottom w:color="cccccc" w:space="0" w:sz="4" w:val="single"/>
-              <w:right w:color="cccccc" w:space="0" w:sz="4" w:val="single"/>
-            </w:tcBorders>
-            <w:shd w:fill="ffffff" w:val="clear"/>
-            <w:tcMar>
-              <w:top w:w="80.0" w:type="dxa"/>
-              <w:left w:w="120.0" w:type="dxa"/>
-              <w:bottom w:w="80.0" w:type="dxa"/>
-              <w:right w:w="120.0" w:type="dxa"/>
-            </w:tcMar>
-          </w:tcPr>
-          <w:p>
-            <w:pPr>
-              <w:spacing w:after="20" w:lineRule="auto"/>
-              <w:rPr/>
-            </w:pPr>
-            <w:r>
-              <w:rPr>
-                <w:rFonts w:ascii="Consolas" w:cs="Consolas" w:eastAsia="Consolas" w:hAnsi="Consolas"/>
-                <w:color w:val="c44536"/>
-                <w:sz w:val="18"/>
-                <w:szCs w:val="18"/>
-                <w:rtl w:val="0"/>
-              </w:rPr>
-              <w:t xml:space="preserve">business_goal_type</w:t>
-            </w:r>
-            <w:r>
-              <w:rPr>
-                <w:rtl w:val="0"/>
-              </w:rPr>
-            </w:r>
-          </w:p>
-        </w:tc>
-        <w:tc>
-          <w:tcPr>
-            <w:tcBorders>
-              <w:top w:color="cccccc" w:space="0" w:sz="4" w:val="single"/>
-              <w:left w:color="cccccc" w:space="0" w:sz="4" w:val="single"/>
-              <w:bottom w:color="cccccc" w:space="0" w:sz="4" w:val="single"/>
-              <w:right w:color="cccccc" w:space="0" w:sz="4" w:val="single"/>
-            </w:tcBorders>
-            <w:shd w:fill="ffffff" w:val="clear"/>
-            <w:tcMar>
-              <w:top w:w="80.0" w:type="dxa"/>
-              <w:left w:w="120.0" w:type="dxa"/>
-              <w:bottom w:w="80.0" w:type="dxa"/>
-              <w:right w:w="120.0" w:type="dxa"/>
-            </w:tcMar>
-          </w:tcPr>
-          <w:p>
-            <w:pPr>
-              <w:spacing w:after="20" w:lineRule="auto"/>
-              <w:rPr/>
-            </w:pPr>
-            <w:r>
-              <w:rPr>
-                <w:rFonts w:ascii="Consolas" w:cs="Consolas" w:eastAsia="Consolas" w:hAnsi="Consolas"/>
-                <w:sz w:val="18"/>
-                <w:szCs w:val="18"/>
-                <w:rtl w:val="0"/>
-              </w:rPr>
-              <w:t xml:space="preserve">Enum</w:t>
-            </w:r>
-            <w:r>
-              <w:rPr>
-                <w:rtl w:val="0"/>
-              </w:rPr>
-            </w:r>
-          </w:p>
-        </w:tc>
-        <w:tc>
-          <w:tcPr>
-            <w:tcBorders>
-              <w:top w:color="cccccc" w:space="0" w:sz="4" w:val="single"/>
-              <w:left w:color="cccccc" w:space="0" w:sz="4" w:val="single"/>
-              <w:bottom w:color="cccccc" w:space="0" w:sz="4" w:val="single"/>
-              <w:right w:color="cccccc" w:space="0" w:sz="4" w:val="single"/>
-            </w:tcBorders>
-            <w:shd w:fill="ffffff" w:val="clear"/>
-            <w:tcMar>
-              <w:top w:w="80.0" w:type="dxa"/>
-              <w:left w:w="120.0" w:type="dxa"/>
-              <w:bottom w:w="80.0" w:type="dxa"/>
-              <w:right w:w="120.0" w:type="dxa"/>
-            </w:tcMar>
-          </w:tcPr>
-          <w:p>
-            <w:pPr>
-              <w:spacing w:after="20" w:lineRule="auto"/>
-              <w:rPr/>
-            </w:pPr>
-            <w:r>
-              <w:rPr>
-                <w:sz w:val="19"/>
-                <w:szCs w:val="19"/>
-                <w:rtl w:val="0"/>
-              </w:rPr>
-              <w:t xml:space="preserve">Retention, acquisition, reactivation, revenue, etc.</w:t>
-            </w:r>
-            <w:r>
-              <w:rPr>
-                <w:rtl w:val="0"/>
-              </w:rPr>
-            </w:r>
-          </w:p>
-        </w:tc>
-      </w:tr>
-      <w:tr>
-        <w:trPr>
-          <w:cantSplit w:val="0"/>
-          <w:tblHeader w:val="0"/>
-        </w:trPr>
-        <w:tc>
-          <w:tcPr>
-            <w:tcBorders>
-              <w:top w:color="cccccc" w:space="0" w:sz="4" w:val="single"/>
-              <w:left w:color="cccccc" w:space="0" w:sz="4" w:val="single"/>
-              <w:bottom w:color="cccccc" w:space="0" w:sz="4" w:val="single"/>
-              <w:right w:color="cccccc" w:space="0" w:sz="4" w:val="single"/>
-            </w:tcBorders>
-            <w:shd w:fill="eaf1f8" w:val="clear"/>
-            <w:tcMar>
-              <w:top w:w="80.0" w:type="dxa"/>
-              <w:left w:w="120.0" w:type="dxa"/>
-              <w:bottom w:w="80.0" w:type="dxa"/>
-              <w:right w:w="120.0" w:type="dxa"/>
-            </w:tcMar>
-          </w:tcPr>
-          <w:p>
-            <w:pPr>
-              <w:spacing w:after="20" w:lineRule="auto"/>
-              <w:rPr/>
-            </w:pPr>
-            <w:r>
-              <w:rPr>
-                <w:rFonts w:ascii="Consolas" w:cs="Consolas" w:eastAsia="Consolas" w:hAnsi="Consolas"/>
-                <w:color w:val="c44536"/>
-                <w:sz w:val="18"/>
-                <w:szCs w:val="18"/>
-                <w:rtl w:val="0"/>
-              </w:rPr>
-              <w:t xml:space="preserve">target_metric_delta</w:t>
-            </w:r>
-            <w:r>
-              <w:rPr>
-                <w:rtl w:val="0"/>
-              </w:rPr>
-            </w:r>
-          </w:p>
-        </w:tc>
-        <w:tc>
-          <w:tcPr>
-            <w:tcBorders>
-              <w:top w:color="cccccc" w:space="0" w:sz="4" w:val="single"/>
-              <w:left w:color="cccccc" w:space="0" w:sz="4" w:val="single"/>
-              <w:bottom w:color="cccccc" w:space="0" w:sz="4" w:val="single"/>
-              <w:right w:color="cccccc" w:space="0" w:sz="4" w:val="single"/>
-            </w:tcBorders>
-            <w:shd w:fill="eaf1f8" w:val="clear"/>
-            <w:tcMar>
-              <w:top w:w="80.0" w:type="dxa"/>
-              <w:left w:w="120.0" w:type="dxa"/>
-              <w:bottom w:w="80.0" w:type="dxa"/>
-              <w:right w:w="120.0" w:type="dxa"/>
-            </w:tcMar>
-          </w:tcPr>
-          <w:p>
-            <w:pPr>
-              <w:spacing w:after="20" w:lineRule="auto"/>
-              <w:rPr/>
-            </w:pPr>
-            <w:r>
-              <w:rPr>
-                <w:rFonts w:ascii="Consolas" w:cs="Consolas" w:eastAsia="Consolas" w:hAnsi="Consolas"/>
-                <w:sz w:val="18"/>
-                <w:szCs w:val="18"/>
-                <w:rtl w:val="0"/>
-              </w:rPr>
-              <w:t xml:space="preserve">Float</w:t>
-            </w:r>
-            <w:r>
-              <w:rPr>
-                <w:rtl w:val="0"/>
-              </w:rPr>
-            </w:r>
-          </w:p>
-        </w:tc>
-        <w:tc>
-          <w:tcPr>
-            <w:tcBorders>
-              <w:top w:color="cccccc" w:space="0" w:sz="4" w:val="single"/>
-              <w:left w:color="cccccc" w:space="0" w:sz="4" w:val="single"/>
-              <w:bottom w:color="cccccc" w:space="0" w:sz="4" w:val="single"/>
-              <w:right w:color="cccccc" w:space="0" w:sz="4" w:val="single"/>
-            </w:tcBorders>
-            <w:shd w:fill="eaf1f8" w:val="clear"/>
-            <w:tcMar>
-              <w:top w:w="80.0" w:type="dxa"/>
-              <w:left w:w="120.0" w:type="dxa"/>
-              <w:bottom w:w="80.0" w:type="dxa"/>
-              <w:right w:w="120.0" w:type="dxa"/>
-            </w:tcMar>
-          </w:tcPr>
-          <w:p>
-            <w:pPr>
-              <w:spacing w:after="20" w:lineRule="auto"/>
-              <w:rPr/>
-            </w:pPr>
-            <w:r>
-              <w:rPr>
-                <w:sz w:val="19"/>
-                <w:szCs w:val="19"/>
-                <w:rtl w:val="0"/>
-              </w:rPr>
-              <w:t xml:space="preserve">The declared outcome, e.g. +15% retention.</w:t>
-            </w:r>
-            <w:r>
-              <w:rPr>
-                <w:rtl w:val="0"/>
-              </w:rPr>
-            </w:r>
-          </w:p>
-        </w:tc>
-      </w:tr>
-      <w:tr>
-        <w:trPr>
-          <w:cantSplit w:val="0"/>
-          <w:tblHeader w:val="0"/>
-        </w:trPr>
-        <w:tc>
-          <w:tcPr>
-            <w:tcBorders>
-              <w:top w:color="cccccc" w:space="0" w:sz="4" w:val="single"/>
-              <w:left w:color="cccccc" w:space="0" w:sz="4" w:val="single"/>
-              <w:bottom w:color="cccccc" w:space="0" w:sz="4" w:val="single"/>
-              <w:right w:color="cccccc" w:space="0" w:sz="4" w:val="single"/>
-            </w:tcBorders>
-            <w:shd w:fill="ffffff" w:val="clear"/>
-            <w:tcMar>
-              <w:top w:w="80.0" w:type="dxa"/>
-              <w:left w:w="120.0" w:type="dxa"/>
-              <w:bottom w:w="80.0" w:type="dxa"/>
-              <w:right w:w="120.0" w:type="dxa"/>
-            </w:tcMar>
-          </w:tcPr>
-          <w:p>
-            <w:pPr>
-              <w:spacing w:after="20" w:lineRule="auto"/>
-              <w:rPr/>
-            </w:pPr>
-            <w:r>
-              <w:rPr>
-                <w:rFonts w:ascii="Consolas" w:cs="Consolas" w:eastAsia="Consolas" w:hAnsi="Consolas"/>
-                <w:color w:val="c44536"/>
-                <w:sz w:val="18"/>
-                <w:szCs w:val="18"/>
-                <w:rtl w:val="0"/>
-              </w:rPr>
-              <w:t xml:space="preserve">brand_voice_id</w:t>
-            </w:r>
-            <w:r>
-              <w:rPr>
-                <w:rtl w:val="0"/>
-              </w:rPr>
-            </w:r>
-          </w:p>
-        </w:tc>
-        <w:tc>
-          <w:tcPr>
-            <w:tcBorders>
-              <w:top w:color="cccccc" w:space="0" w:sz="4" w:val="single"/>
-              <w:left w:color="cccccc" w:space="0" w:sz="4" w:val="single"/>
-              <w:bottom w:color="cccccc" w:space="0" w:sz="4" w:val="single"/>
-              <w:right w:color="cccccc" w:space="0" w:sz="4" w:val="single"/>
-            </w:tcBorders>
-            <w:shd w:fill="ffffff" w:val="clear"/>
-            <w:tcMar>
-              <w:top w:w="80.0" w:type="dxa"/>
-              <w:left w:w="120.0" w:type="dxa"/>
-              <w:bottom w:w="80.0" w:type="dxa"/>
-              <w:right w:w="120.0" w:type="dxa"/>
-            </w:tcMar>
-          </w:tcPr>
-          <w:p>
-            <w:pPr>
-              <w:spacing w:after="20" w:lineRule="auto"/>
-              <w:rPr/>
-            </w:pPr>
-            <w:r>
-              <w:rPr>
-                <w:rFonts w:ascii="Consolas" w:cs="Consolas" w:eastAsia="Consolas" w:hAnsi="Consolas"/>
-                <w:sz w:val="18"/>
-                <w:szCs w:val="18"/>
-                <w:rtl w:val="0"/>
-              </w:rPr>
-              <w:t xml:space="preserve">String</w:t>
-            </w:r>
-            <w:r>
-              <w:rPr>
-                <w:rtl w:val="0"/>
-              </w:rPr>
-            </w:r>
-          </w:p>
-        </w:tc>
-        <w:tc>
-          <w:tcPr>
-            <w:tcBorders>
-              <w:top w:color="cccccc" w:space="0" w:sz="4" w:val="single"/>
-              <w:left w:color="cccccc" w:space="0" w:sz="4" w:val="single"/>
-              <w:bottom w:color="cccccc" w:space="0" w:sz="4" w:val="single"/>
-              <w:right w:color="cccccc" w:space="0" w:sz="4" w:val="single"/>
-            </w:tcBorders>
-            <w:shd w:fill="ffffff" w:val="clear"/>
-            <w:tcMar>
-              <w:top w:w="80.0" w:type="dxa"/>
-              <w:left w:w="120.0" w:type="dxa"/>
-              <w:bottom w:w="80.0" w:type="dxa"/>
-              <w:right w:w="120.0" w:type="dxa"/>
-            </w:tcMar>
-          </w:tcPr>
-          <w:p>
-            <w:pPr>
-              <w:spacing w:after="20" w:lineRule="auto"/>
-              <w:rPr/>
-            </w:pPr>
-            <w:r>
-              <w:rPr>
-                <w:sz w:val="19"/>
-                <w:szCs w:val="19"/>
-                <w:rtl w:val="0"/>
-              </w:rPr>
-              <w:t xml:space="preserve">Binds generation to the tenant’s brand guardrails.</w:t>
-            </w:r>
-            <w:r>
-              <w:rPr>
-                <w:rtl w:val="0"/>
-              </w:rPr>
-            </w:r>
-          </w:p>
-        </w:tc>
-      </w:tr>
-      <w:tr>
-        <w:trPr>
-          <w:cantSplit w:val="0"/>
-          <w:tblHeader w:val="0"/>
-        </w:trPr>
-        <w:tc>
-          <w:tcPr>
-            <w:tcBorders>
-              <w:top w:color="cccccc" w:space="0" w:sz="4" w:val="single"/>
-              <w:left w:color="cccccc" w:space="0" w:sz="4" w:val="single"/>
-              <w:bottom w:color="cccccc" w:space="0" w:sz="4" w:val="single"/>
-              <w:right w:color="cccccc" w:space="0" w:sz="4" w:val="single"/>
-            </w:tcBorders>
-            <w:shd w:fill="eaf1f8" w:val="clear"/>
-            <w:tcMar>
-              <w:top w:w="80.0" w:type="dxa"/>
-              <w:left w:w="120.0" w:type="dxa"/>
-              <w:bottom w:w="80.0" w:type="dxa"/>
-              <w:right w:w="120.0" w:type="dxa"/>
-            </w:tcMar>
-          </w:tcPr>
-          <w:p>
-            <w:pPr>
-              <w:spacing w:after="20" w:lineRule="auto"/>
-              <w:rPr/>
-            </w:pPr>
-            <w:r>
-              <w:rPr>
-                <w:rFonts w:ascii="Consolas" w:cs="Consolas" w:eastAsia="Consolas" w:hAnsi="Consolas"/>
-                <w:color w:val="c44536"/>
-                <w:sz w:val="18"/>
-                <w:szCs w:val="18"/>
-                <w:rtl w:val="0"/>
-              </w:rPr>
-              <w:t xml:space="preserve">model_tier_pref</w:t>
-            </w:r>
-            <w:r>
-              <w:rPr>
-                <w:rtl w:val="0"/>
-              </w:rPr>
-            </w:r>
-          </w:p>
-        </w:tc>
-        <w:tc>
-          <w:tcPr>
-            <w:tcBorders>
-              <w:top w:color="cccccc" w:space="0" w:sz="4" w:val="single"/>
-              <w:left w:color="cccccc" w:space="0" w:sz="4" w:val="single"/>
-              <w:bottom w:color="cccccc" w:space="0" w:sz="4" w:val="single"/>
-              <w:right w:color="cccccc" w:space="0" w:sz="4" w:val="single"/>
-            </w:tcBorders>
-            <w:shd w:fill="eaf1f8" w:val="clear"/>
-            <w:tcMar>
-              <w:top w:w="80.0" w:type="dxa"/>
-              <w:left w:w="120.0" w:type="dxa"/>
-              <w:bottom w:w="80.0" w:type="dxa"/>
-              <w:right w:w="120.0" w:type="dxa"/>
-            </w:tcMar>
-          </w:tcPr>
-          <w:p>
-            <w:pPr>
-              <w:spacing w:after="20" w:lineRule="auto"/>
-              <w:rPr/>
-            </w:pPr>
-            <w:r>
-              <w:rPr>
-                <w:rFonts w:ascii="Consolas" w:cs="Consolas" w:eastAsia="Consolas" w:hAnsi="Consolas"/>
-                <w:sz w:val="18"/>
-                <w:szCs w:val="18"/>
-                <w:rtl w:val="0"/>
-              </w:rPr>
-              <w:t xml:space="preserve">Enum</w:t>
-            </w:r>
-            <w:r>
-              <w:rPr>
-                <w:rtl w:val="0"/>
-              </w:rPr>
-            </w:r>
-          </w:p>
-        </w:tc>
-        <w:tc>
-          <w:tcPr>
-            <w:tcBorders>
-              <w:top w:color="cccccc" w:space="0" w:sz="4" w:val="single"/>
-              <w:left w:color="cccccc" w:space="0" w:sz="4" w:val="single"/>
-              <w:bottom w:color="cccccc" w:space="0" w:sz="4" w:val="single"/>
-              <w:right w:color="cccccc" w:space="0" w:sz="4" w:val="single"/>
-            </w:tcBorders>
-            <w:shd w:fill="eaf1f8" w:val="clear"/>
-            <w:tcMar>
-              <w:top w:w="80.0" w:type="dxa"/>
-              <w:left w:w="120.0" w:type="dxa"/>
-              <w:bottom w:w="80.0" w:type="dxa"/>
-              <w:right w:w="120.0" w:type="dxa"/>
-            </w:tcMar>
-          </w:tcPr>
-          <w:p>
-            <w:pPr>
-              <w:spacing w:after="20" w:lineRule="auto"/>
-              <w:rPr/>
-            </w:pPr>
-            <w:r>
-              <w:rPr>
-                <w:sz w:val="19"/>
-                <w:szCs w:val="19"/>
-                <w:rtl w:val="0"/>
-              </w:rPr>
-              <w:t xml:space="preserve">tenant | industry | global — defaults to industry.</w:t>
-            </w:r>
-            <w:r>
-              <w:rPr>
-                <w:rtl w:val="0"/>
-              </w:rPr>
-            </w:r>
-          </w:p>
-        </w:tc>
-      </w:tr>
-      <w:tr>
-        <w:trPr>
-          <w:cantSplit w:val="0"/>
-          <w:tblHeader w:val="0"/>
-        </w:trPr>
-        <w:tc>
-          <w:tcPr>
-            <w:tcBorders>
-              <w:top w:color="cccccc" w:space="0" w:sz="4" w:val="single"/>
-              <w:left w:color="cccccc" w:space="0" w:sz="4" w:val="single"/>
-              <w:bottom w:color="cccccc" w:space="0" w:sz="4" w:val="single"/>
-              <w:right w:color="cccccc" w:space="0" w:sz="4" w:val="single"/>
-            </w:tcBorders>
-            <w:shd w:fill="ffffff" w:val="clear"/>
-            <w:tcMar>
-              <w:top w:w="80.0" w:type="dxa"/>
-              <w:left w:w="120.0" w:type="dxa"/>
-              <w:bottom w:w="80.0" w:type="dxa"/>
-              <w:right w:w="120.0" w:type="dxa"/>
-            </w:tcMar>
-          </w:tcPr>
-          <w:p>
-            <w:pPr>
-              <w:spacing w:after="20" w:lineRule="auto"/>
-              <w:rPr/>
-            </w:pPr>
-            <w:r>
-              <w:rPr>
-                <w:rFonts w:ascii="Consolas" w:cs="Consolas" w:eastAsia="Consolas" w:hAnsi="Consolas"/>
-                <w:color w:val="c44536"/>
-                <w:sz w:val="18"/>
-                <w:szCs w:val="18"/>
-                <w:rtl w:val="0"/>
-              </w:rPr>
-              <w:t xml:space="preserve">exploration_budget</w:t>
-            </w:r>
-            <w:r>
-              <w:rPr>
-                <w:rtl w:val="0"/>
-              </w:rPr>
-            </w:r>
-          </w:p>
-        </w:tc>
-        <w:tc>
-          <w:tcPr>
-            <w:tcBorders>
-              <w:top w:color="cccccc" w:space="0" w:sz="4" w:val="single"/>
-              <w:left w:color="cccccc" w:space="0" w:sz="4" w:val="single"/>
-              <w:bottom w:color="cccccc" w:space="0" w:sz="4" w:val="single"/>
-              <w:right w:color="cccccc" w:space="0" w:sz="4" w:val="single"/>
-            </w:tcBorders>
-            <w:shd w:fill="ffffff" w:val="clear"/>
-            <w:tcMar>
-              <w:top w:w="80.0" w:type="dxa"/>
-              <w:left w:w="120.0" w:type="dxa"/>
-              <w:bottom w:w="80.0" w:type="dxa"/>
-              <w:right w:w="120.0" w:type="dxa"/>
-            </w:tcMar>
-          </w:tcPr>
-          <w:p>
-            <w:pPr>
-              <w:spacing w:after="20" w:lineRule="auto"/>
-              <w:rPr/>
-            </w:pPr>
-            <w:r>
-              <w:rPr>
-                <w:rFonts w:ascii="Consolas" w:cs="Consolas" w:eastAsia="Consolas" w:hAnsi="Consolas"/>
-                <w:sz w:val="18"/>
-                <w:szCs w:val="18"/>
-                <w:rtl w:val="0"/>
-              </w:rPr>
-              <w:t xml:space="preserve">Float</w:t>
-            </w:r>
-            <w:r>
-              <w:rPr>
-                <w:rtl w:val="0"/>
-              </w:rPr>
-            </w:r>
-          </w:p>
-        </w:tc>
-        <w:tc>
-          <w:tcPr>
-            <w:tcBorders>
-              <w:top w:color="cccccc" w:space="0" w:sz="4" w:val="single"/>
-              <w:left w:color="cccccc" w:space="0" w:sz="4" w:val="single"/>
-              <w:bottom w:color="cccccc" w:space="0" w:sz="4" w:val="single"/>
-              <w:right w:color="cccccc" w:space="0" w:sz="4" w:val="single"/>
-            </w:tcBorders>
-            <w:shd w:fill="ffffff" w:val="clear"/>
-            <w:tcMar>
-              <w:top w:w="80.0" w:type="dxa"/>
-              <w:left w:w="120.0" w:type="dxa"/>
-              <w:bottom w:w="80.0" w:type="dxa"/>
-              <w:right w:w="120.0" w:type="dxa"/>
-            </w:tcMar>
-          </w:tcPr>
-          <w:p>
-            <w:pPr>
-              <w:spacing w:after="20" w:lineRule="auto"/>
-              <w:rPr/>
-            </w:pPr>
-            <w:r>
-              <w:rPr>
-                <w:sz w:val="19"/>
-                <w:szCs w:val="19"/>
-                <w:rtl w:val="0"/>
-              </w:rPr>
-              <w:t xml:space="preserve">How much the cMAB may explore vs. exploit.</w:t>
-            </w:r>
-            <w:r>
-              <w:rPr>
-                <w:rtl w:val="0"/>
-              </w:rPr>
-            </w:r>
-          </w:p>
-        </w:tc>
-      </w:tr>
-      <w:tr>
-        <w:trPr>
-          <w:cantSplit w:val="0"/>
-          <w:tblHeader w:val="0"/>
-        </w:trPr>
-        <w:tc>
-          <w:tcPr>
-            <w:tcBorders>
-              <w:top w:color="cccccc" w:space="0" w:sz="4" w:val="single"/>
-              <w:left w:color="cccccc" w:space="0" w:sz="4" w:val="single"/>
-              <w:bottom w:color="cccccc" w:space="0" w:sz="4" w:val="single"/>
-              <w:right w:color="cccccc" w:space="0" w:sz="4" w:val="single"/>
-            </w:tcBorders>
-            <w:shd w:fill="eaf1f8" w:val="clear"/>
-            <w:tcMar>
-              <w:top w:w="80.0" w:type="dxa"/>
-              <w:left w:w="120.0" w:type="dxa"/>
-              <w:bottom w:w="80.0" w:type="dxa"/>
-              <w:right w:w="120.0" w:type="dxa"/>
-            </w:tcMar>
-          </w:tcPr>
-          <w:p>
-            <w:pPr>
-              <w:spacing w:after="20" w:lineRule="auto"/>
-              <w:rPr/>
-            </w:pPr>
-            <w:r>
-              <w:rPr>
-                <w:rFonts w:ascii="Consolas" w:cs="Consolas" w:eastAsia="Consolas" w:hAnsi="Consolas"/>
-                <w:color w:val="c44536"/>
-                <w:sz w:val="18"/>
-                <w:szCs w:val="18"/>
-                <w:rtl w:val="0"/>
-              </w:rPr>
-              <w:t xml:space="preserve">regulated_industry</w:t>
-            </w:r>
-            <w:r>
-              <w:rPr>
-                <w:rtl w:val="0"/>
-              </w:rPr>
-            </w:r>
-          </w:p>
-        </w:tc>
-        <w:tc>
-          <w:tcPr>
-            <w:tcBorders>
-              <w:top w:color="cccccc" w:space="0" w:sz="4" w:val="single"/>
-              <w:left w:color="cccccc" w:space="0" w:sz="4" w:val="single"/>
-              <w:bottom w:color="cccccc" w:space="0" w:sz="4" w:val="single"/>
-              <w:right w:color="cccccc" w:space="0" w:sz="4" w:val="single"/>
-            </w:tcBorders>
-            <w:shd w:fill="eaf1f8" w:val="clear"/>
-            <w:tcMar>
-              <w:top w:w="80.0" w:type="dxa"/>
-              <w:left w:w="120.0" w:type="dxa"/>
-              <w:bottom w:w="80.0" w:type="dxa"/>
-              <w:right w:w="120.0" w:type="dxa"/>
-            </w:tcMar>
-          </w:tcPr>
-          <w:p>
-            <w:pPr>
-              <w:spacing w:after="20" w:lineRule="auto"/>
-              <w:rPr/>
-            </w:pPr>
-            <w:r>
-              <w:rPr>
-                <w:rFonts w:ascii="Consolas" w:cs="Consolas" w:eastAsia="Consolas" w:hAnsi="Consolas"/>
-                <w:sz w:val="18"/>
-                <w:szCs w:val="18"/>
-                <w:rtl w:val="0"/>
-              </w:rPr>
-              <w:t xml:space="preserve">Boolean</w:t>
-            </w:r>
-            <w:r>
-              <w:rPr>
-                <w:rtl w:val="0"/>
-              </w:rPr>
-            </w:r>
-          </w:p>
-        </w:tc>
-        <w:tc>
-          <w:tcPr>
-            <w:tcBorders>
-              <w:top w:color="cccccc" w:space="0" w:sz="4" w:val="single"/>
-              <w:left w:color="cccccc" w:space="0" w:sz="4" w:val="single"/>
-              <w:bottom w:color="cccccc" w:space="0" w:sz="4" w:val="single"/>
-              <w:right w:color="cccccc" w:space="0" w:sz="4" w:val="single"/>
-            </w:tcBorders>
-            <w:shd w:fill="eaf1f8" w:val="clear"/>
-            <w:tcMar>
-              <w:top w:w="80.0" w:type="dxa"/>
-              <w:left w:w="120.0" w:type="dxa"/>
-              <w:bottom w:w="80.0" w:type="dxa"/>
-              <w:right w:w="120.0" w:type="dxa"/>
-            </w:tcMar>
-          </w:tcPr>
-          <w:p>
-            <w:pPr>
-              <w:spacing w:after="20" w:lineRule="auto"/>
-              <w:rPr/>
-            </w:pPr>
-            <w:r>
-              <w:rPr>
-                <w:sz w:val="19"/>
-                <w:szCs w:val="19"/>
-                <w:rtl w:val="0"/>
-              </w:rPr>
-              <w:t xml:space="preserve">Routes to isolated single-tenancy when true.</w:t>
-            </w:r>
-            <w:r>
-              <w:rPr>
-                <w:rtl w:val="0"/>
-              </w:rPr>
-            </w:r>
-          </w:p>
-        </w:tc>
-      </w:tr>
-    </w:tbl>
+        <w:t xml:space="preserve">The Declarative Goal framework functions as the formal contract between marketer intent and agentic execution. By surfacing these parameters as high-level configuration points rather than granular workflow steps, we ensure agents remain tethered to the user's specific business objectives, regulatory requirements, and brand guardrails.</w:t>
+      </w:r>
+      <w:r>
+        <w:rPr>
+          <w:rtl w:val="0"/>
+        </w:rPr>
+      </w:r>
+    </w:p>
     <w:p>
       <w:pPr>
         <w:pStyle w:val="Heading2"/>
@@ -2552,7 +1614,7 @@
         <w:rPr>
           <w:rtl w:val="0"/>
         </w:rPr>
-        <w:t xml:space="preserve">3.6  The trust boundary in one example</w:t>
+        <w:t xml:space="preserve">3.6  Building Trust with multi-tentant semantic scoring</w:t>
       </w:r>
     </w:p>
     <w:p>
@@ -2629,7 +1691,7 @@
         <w:widowControl w:val="1"/>
         <w:numPr>
           <w:ilvl w:val="0"/>
-          <w:numId w:val="1"/>
+          <w:numId w:val="3"/>
         </w:numPr>
         <w:pBdr>
           <w:top w:space="0" w:sz="0" w:val="nil"/>
@@ -2691,7 +1753,7 @@
         <w:widowControl w:val="1"/>
         <w:numPr>
           <w:ilvl w:val="0"/>
-          <w:numId w:val="1"/>
+          <w:numId w:val="3"/>
         </w:numPr>
         <w:pBdr>
           <w:top w:space="0" w:sz="0" w:val="nil"/>
@@ -2753,7 +1815,7 @@
         <w:widowControl w:val="1"/>
         <w:numPr>
           <w:ilvl w:val="0"/>
-          <w:numId w:val="1"/>
+          <w:numId w:val="3"/>
         </w:numPr>
         <w:pBdr>
           <w:top w:space="0" w:sz="0" w:val="nil"/>
@@ -2864,718 +1926,397 @@
         <w:pStyle w:val="Heading1"/>
         <w:rPr/>
       </w:pPr>
-      <w:r>
-        <w:rPr>
-          <w:rtl w:val="0"/>
-        </w:rPr>
-        <w:t xml:space="preserve">6.  Phased rollout</w:t>
-      </w:r>
-    </w:p>
-    <w:tbl>
-      <w:tblPr>
-        <w:tblStyle w:val="Table3"/>
-        <w:tblW w:w="9360.0" w:type="dxa"/>
-        <w:jc w:val="left"/>
-        <w:tblBorders>
-          <w:top w:color="000000" w:space="0" w:sz="4" w:val="single"/>
-          <w:left w:color="000000" w:space="0" w:sz="4" w:val="single"/>
-          <w:bottom w:color="000000" w:space="0" w:sz="4" w:val="single"/>
-          <w:right w:color="000000" w:space="0" w:sz="4" w:val="single"/>
-          <w:insideH w:color="000000" w:space="0" w:sz="4" w:val="single"/>
-          <w:insideV w:color="000000" w:space="0" w:sz="4" w:val="single"/>
-        </w:tblBorders>
-        <w:tblLayout w:type="fixed"/>
-        <w:tblLook w:val="0000"/>
-      </w:tblPr>
-      <w:tblGrid>
-        <w:gridCol w:w="1900"/>
-        <w:gridCol w:w="1300"/>
-        <w:gridCol w:w="3560"/>
-        <w:gridCol w:w="2600"/>
-        <w:tblGridChange w:id="0">
-          <w:tblGrid>
-            <w:gridCol w:w="1900"/>
-            <w:gridCol w:w="1300"/>
-            <w:gridCol w:w="3560"/>
-            <w:gridCol w:w="2600"/>
-          </w:tblGrid>
-        </w:tblGridChange>
-      </w:tblGrid>
-      <w:tr>
-        <w:trPr>
-          <w:cantSplit w:val="0"/>
-          <w:tblHeader w:val="1"/>
-        </w:trPr>
-        <w:tc>
-          <w:tcPr>
-            <w:tcBorders>
-              <w:top w:color="cccccc" w:space="0" w:sz="4" w:val="single"/>
-              <w:left w:color="cccccc" w:space="0" w:sz="4" w:val="single"/>
-              <w:bottom w:color="cccccc" w:space="0" w:sz="4" w:val="single"/>
-              <w:right w:color="cccccc" w:space="0" w:sz="4" w:val="single"/>
-            </w:tcBorders>
-            <w:shd w:fill="1f3a5f" w:val="clear"/>
-            <w:tcMar>
-              <w:top w:w="80.0" w:type="dxa"/>
-              <w:left w:w="120.0" w:type="dxa"/>
-              <w:bottom w:w="80.0" w:type="dxa"/>
-              <w:right w:w="120.0" w:type="dxa"/>
-            </w:tcMar>
-          </w:tcPr>
-          <w:p>
-            <w:pPr>
-              <w:rPr/>
-            </w:pPr>
-            <w:r>
-              <w:rPr>
-                <w:b w:val="1"/>
-                <w:bCs w:val="1"/>
-                <w:color w:val="ffffff"/>
-                <w:sz w:val="19"/>
-                <w:szCs w:val="19"/>
-                <w:rtl w:val="0"/>
-              </w:rPr>
-              <w:t xml:space="preserve">Phase</w:t>
-            </w:r>
-            <w:r>
-              <w:rPr>
-                <w:rtl w:val="0"/>
-              </w:rPr>
-            </w:r>
-          </w:p>
-        </w:tc>
-        <w:tc>
-          <w:tcPr>
-            <w:tcBorders>
-              <w:top w:color="cccccc" w:space="0" w:sz="4" w:val="single"/>
-              <w:left w:color="cccccc" w:space="0" w:sz="4" w:val="single"/>
-              <w:bottom w:color="cccccc" w:space="0" w:sz="4" w:val="single"/>
-              <w:right w:color="cccccc" w:space="0" w:sz="4" w:val="single"/>
-            </w:tcBorders>
-            <w:shd w:fill="1f3a5f" w:val="clear"/>
-            <w:tcMar>
-              <w:top w:w="80.0" w:type="dxa"/>
-              <w:left w:w="120.0" w:type="dxa"/>
-              <w:bottom w:w="80.0" w:type="dxa"/>
-              <w:right w:w="120.0" w:type="dxa"/>
-            </w:tcMar>
-          </w:tcPr>
-          <w:p>
-            <w:pPr>
-              <w:rPr/>
-            </w:pPr>
-            <w:r>
-              <w:rPr>
-                <w:b w:val="1"/>
-                <w:bCs w:val="1"/>
-                <w:color w:val="ffffff"/>
-                <w:sz w:val="19"/>
-                <w:szCs w:val="19"/>
-                <w:rtl w:val="0"/>
-              </w:rPr>
-              <w:t xml:space="preserve">Window</w:t>
-            </w:r>
-            <w:r>
-              <w:rPr>
-                <w:rtl w:val="0"/>
-              </w:rPr>
-            </w:r>
-          </w:p>
-        </w:tc>
-        <w:tc>
-          <w:tcPr>
-            <w:tcBorders>
-              <w:top w:color="cccccc" w:space="0" w:sz="4" w:val="single"/>
-              <w:left w:color="cccccc" w:space="0" w:sz="4" w:val="single"/>
-              <w:bottom w:color="cccccc" w:space="0" w:sz="4" w:val="single"/>
-              <w:right w:color="cccccc" w:space="0" w:sz="4" w:val="single"/>
-            </w:tcBorders>
-            <w:shd w:fill="1f3a5f" w:val="clear"/>
-            <w:tcMar>
-              <w:top w:w="80.0" w:type="dxa"/>
-              <w:left w:w="120.0" w:type="dxa"/>
-              <w:bottom w:w="80.0" w:type="dxa"/>
-              <w:right w:w="120.0" w:type="dxa"/>
-            </w:tcMar>
-          </w:tcPr>
-          <w:p>
-            <w:pPr>
-              <w:rPr/>
-            </w:pPr>
-            <w:r>
-              <w:rPr>
-                <w:b w:val="1"/>
-                <w:bCs w:val="1"/>
-                <w:color w:val="ffffff"/>
-                <w:sz w:val="19"/>
-                <w:szCs w:val="19"/>
-                <w:rtl w:val="0"/>
-              </w:rPr>
-              <w:t xml:space="preserve">Scope</w:t>
-            </w:r>
-            <w:r>
-              <w:rPr>
-                <w:rtl w:val="0"/>
-              </w:rPr>
-            </w:r>
-          </w:p>
-        </w:tc>
-        <w:tc>
-          <w:tcPr>
-            <w:tcBorders>
-              <w:top w:color="cccccc" w:space="0" w:sz="4" w:val="single"/>
-              <w:left w:color="cccccc" w:space="0" w:sz="4" w:val="single"/>
-              <w:bottom w:color="cccccc" w:space="0" w:sz="4" w:val="single"/>
-              <w:right w:color="cccccc" w:space="0" w:sz="4" w:val="single"/>
-            </w:tcBorders>
-            <w:shd w:fill="1f3a5f" w:val="clear"/>
-            <w:tcMar>
-              <w:top w:w="80.0" w:type="dxa"/>
-              <w:left w:w="120.0" w:type="dxa"/>
-              <w:bottom w:w="80.0" w:type="dxa"/>
-              <w:right w:w="120.0" w:type="dxa"/>
-            </w:tcMar>
-          </w:tcPr>
-          <w:p>
-            <w:pPr>
-              <w:rPr/>
-            </w:pPr>
-            <w:r>
-              <w:rPr>
-                <w:b w:val="1"/>
-                <w:bCs w:val="1"/>
-                <w:color w:val="ffffff"/>
-                <w:sz w:val="19"/>
-                <w:szCs w:val="19"/>
-                <w:rtl w:val="0"/>
-              </w:rPr>
-              <w:t xml:space="preserve">Exit gate</w:t>
-            </w:r>
-            <w:r>
-              <w:rPr>
-                <w:rtl w:val="0"/>
-              </w:rPr>
-            </w:r>
-          </w:p>
-        </w:tc>
-      </w:tr>
-      <w:tr>
-        <w:trPr>
-          <w:cantSplit w:val="0"/>
-          <w:tblHeader w:val="0"/>
-        </w:trPr>
-        <w:tc>
-          <w:tcPr>
-            <w:tcBorders>
-              <w:top w:color="cccccc" w:space="0" w:sz="4" w:val="single"/>
-              <w:left w:color="cccccc" w:space="0" w:sz="4" w:val="single"/>
-              <w:bottom w:color="cccccc" w:space="0" w:sz="4" w:val="single"/>
-              <w:right w:color="cccccc" w:space="0" w:sz="4" w:val="single"/>
-            </w:tcBorders>
-            <w:shd w:fill="eaf1f8" w:val="clear"/>
-            <w:tcMar>
-              <w:top w:w="80.0" w:type="dxa"/>
-              <w:left w:w="120.0" w:type="dxa"/>
-              <w:bottom w:w="80.0" w:type="dxa"/>
-              <w:right w:w="120.0" w:type="dxa"/>
-            </w:tcMar>
-          </w:tcPr>
-          <w:p>
-            <w:pPr>
-              <w:spacing w:after="20" w:lineRule="auto"/>
-              <w:rPr/>
-            </w:pPr>
-            <w:r>
-              <w:rPr>
-                <w:b w:val="1"/>
-                <w:bCs w:val="1"/>
-                <w:color w:val="1f3a5f"/>
-                <w:sz w:val="20"/>
-                <w:szCs w:val="20"/>
-                <w:rtl w:val="0"/>
-              </w:rPr>
-              <w:t xml:space="preserve">Phase 1</w:t>
-            </w:r>
-            <w:r>
-              <w:rPr>
-                <w:b w:val="1"/>
-                <w:bCs w:val="1"/>
-                <w:color w:val="2e75b6"/>
-                <w:sz w:val="17"/>
-                <w:szCs w:val="17"/>
-                <w:rtl w:val="0"/>
-              </w:rPr>
-              <w:br w:type="textWrapping"/>
-              <w:t xml:space="preserve">Prototype</w:t>
-            </w:r>
-            <w:r>
-              <w:rPr>
-                <w:rtl w:val="0"/>
-              </w:rPr>
-            </w:r>
-          </w:p>
-        </w:tc>
-        <w:tc>
-          <w:tcPr>
-            <w:tcBorders>
-              <w:top w:color="cccccc" w:space="0" w:sz="4" w:val="single"/>
-              <w:left w:color="cccccc" w:space="0" w:sz="4" w:val="single"/>
-              <w:bottom w:color="cccccc" w:space="0" w:sz="4" w:val="single"/>
-              <w:right w:color="cccccc" w:space="0" w:sz="4" w:val="single"/>
-            </w:tcBorders>
-            <w:shd w:fill="eaf1f8" w:val="clear"/>
-            <w:tcMar>
-              <w:top w:w="80.0" w:type="dxa"/>
-              <w:left w:w="120.0" w:type="dxa"/>
-              <w:bottom w:w="80.0" w:type="dxa"/>
-              <w:right w:w="120.0" w:type="dxa"/>
-            </w:tcMar>
-          </w:tcPr>
-          <w:p>
-            <w:pPr>
-              <w:spacing w:after="20" w:lineRule="auto"/>
-              <w:rPr/>
-            </w:pPr>
-            <w:r>
-              <w:rPr>
-                <w:b w:val="1"/>
-                <w:bCs w:val="1"/>
-                <w:sz w:val="19"/>
-                <w:szCs w:val="19"/>
-                <w:rtl w:val="0"/>
-              </w:rPr>
-              <w:t xml:space="preserve">~30 days</w:t>
-            </w:r>
-            <w:r>
-              <w:rPr>
-                <w:rtl w:val="0"/>
-              </w:rPr>
-            </w:r>
-          </w:p>
-        </w:tc>
-        <w:tc>
-          <w:tcPr>
-            <w:tcBorders>
-              <w:top w:color="cccccc" w:space="0" w:sz="4" w:val="single"/>
-              <w:left w:color="cccccc" w:space="0" w:sz="4" w:val="single"/>
-              <w:bottom w:color="cccccc" w:space="0" w:sz="4" w:val="single"/>
-              <w:right w:color="cccccc" w:space="0" w:sz="4" w:val="single"/>
-            </w:tcBorders>
-            <w:shd w:fill="eaf1f8" w:val="clear"/>
-            <w:tcMar>
-              <w:top w:w="80.0" w:type="dxa"/>
-              <w:left w:w="120.0" w:type="dxa"/>
-              <w:bottom w:w="80.0" w:type="dxa"/>
-              <w:right w:w="120.0" w:type="dxa"/>
-            </w:tcMar>
-          </w:tcPr>
-          <w:p>
-            <w:pPr>
-              <w:spacing w:after="20" w:lineRule="auto"/>
-              <w:rPr/>
-            </w:pPr>
-            <w:r>
-              <w:rPr>
-                <w:sz w:val="19"/>
-                <w:szCs w:val="19"/>
-                <w:rtl w:val="0"/>
-              </w:rPr>
-              <w:t xml:space="preserve">Declarative Goal API; semantic layers v0 (Content + Campaign + Individual summaries &amp; scores); grounding handshake on one goal type; offline cMAB; AC-skinned UI demo.</w:t>
-            </w:r>
-            <w:r>
-              <w:rPr>
-                <w:rtl w:val="0"/>
-              </w:rPr>
-            </w:r>
-          </w:p>
-        </w:tc>
-        <w:tc>
-          <w:tcPr>
-            <w:tcBorders>
-              <w:top w:color="cccccc" w:space="0" w:sz="4" w:val="single"/>
-              <w:left w:color="cccccc" w:space="0" w:sz="4" w:val="single"/>
-              <w:bottom w:color="cccccc" w:space="0" w:sz="4" w:val="single"/>
-              <w:right w:color="cccccc" w:space="0" w:sz="4" w:val="single"/>
-            </w:tcBorders>
-            <w:shd w:fill="eaf1f8" w:val="clear"/>
-            <w:tcMar>
-              <w:top w:w="80.0" w:type="dxa"/>
-              <w:left w:w="120.0" w:type="dxa"/>
-              <w:bottom w:w="80.0" w:type="dxa"/>
-              <w:right w:w="120.0" w:type="dxa"/>
-            </w:tcMar>
-          </w:tcPr>
-          <w:p>
-            <w:pPr>
-              <w:spacing w:after="20" w:lineRule="auto"/>
-              <w:rPr/>
-            </w:pPr>
-            <w:sdt>
-              <w:sdtPr>
-                <w:id w:val="1223841353"/>
-                <w:tag w:val="goog_rdk_4"/>
-              </w:sdtPr>
-              <w:sdtContent>
-                <w:r>
-                  <w:rPr>
-                    <w:rFonts w:ascii="Arial Unicode MS" w:cs="Arial Unicode MS" w:eastAsia="Arial Unicode MS" w:hAnsi="Arial Unicode MS"/>
-                    <w:i w:val="1"/>
-                    <w:iCs w:val="1"/>
-                    <w:sz w:val="19"/>
-                    <w:szCs w:val="19"/>
-                    <w:rtl w:val="0"/>
-                  </w:rPr>
-                  <w:t xml:space="preserve">Grounded reasoning ≥ human baseline on the v1 golden set; live multi-view prototype.</w:t>
-                </w:r>
-              </w:sdtContent>
-            </w:sdt>
-            <w:r>
-              <w:rPr>
-                <w:rtl w:val="0"/>
-              </w:rPr>
-            </w:r>
-          </w:p>
-        </w:tc>
-      </w:tr>
-      <w:tr>
-        <w:trPr>
-          <w:cantSplit w:val="0"/>
-          <w:tblHeader w:val="0"/>
-        </w:trPr>
-        <w:tc>
-          <w:tcPr>
-            <w:tcBorders>
-              <w:top w:color="cccccc" w:space="0" w:sz="4" w:val="single"/>
-              <w:left w:color="cccccc" w:space="0" w:sz="4" w:val="single"/>
-              <w:bottom w:color="cccccc" w:space="0" w:sz="4" w:val="single"/>
-              <w:right w:color="cccccc" w:space="0" w:sz="4" w:val="single"/>
-            </w:tcBorders>
-            <w:shd w:fill="ffffff" w:val="clear"/>
-            <w:tcMar>
-              <w:top w:w="80.0" w:type="dxa"/>
-              <w:left w:w="120.0" w:type="dxa"/>
-              <w:bottom w:w="80.0" w:type="dxa"/>
-              <w:right w:w="120.0" w:type="dxa"/>
-            </w:tcMar>
-          </w:tcPr>
-          <w:p>
-            <w:pPr>
-              <w:spacing w:after="20" w:lineRule="auto"/>
-              <w:rPr/>
-            </w:pPr>
-            <w:r>
-              <w:rPr>
-                <w:b w:val="1"/>
-                <w:bCs w:val="1"/>
-                <w:color w:val="1f3a5f"/>
-                <w:sz w:val="20"/>
-                <w:szCs w:val="20"/>
-                <w:rtl w:val="0"/>
-              </w:rPr>
-              <w:t xml:space="preserve">Phase 2</w:t>
-            </w:r>
-            <w:r>
-              <w:rPr>
-                <w:b w:val="1"/>
-                <w:bCs w:val="1"/>
-                <w:color w:val="2e75b6"/>
-                <w:sz w:val="17"/>
-                <w:szCs w:val="17"/>
-                <w:rtl w:val="0"/>
-              </w:rPr>
-              <w:br w:type="textWrapping"/>
-              <w:t xml:space="preserve">Beta + Security Audit</w:t>
-            </w:r>
-            <w:r>
-              <w:rPr>
-                <w:rtl w:val="0"/>
-              </w:rPr>
-            </w:r>
-          </w:p>
-        </w:tc>
-        <w:tc>
-          <w:tcPr>
-            <w:tcBorders>
-              <w:top w:color="cccccc" w:space="0" w:sz="4" w:val="single"/>
-              <w:left w:color="cccccc" w:space="0" w:sz="4" w:val="single"/>
-              <w:bottom w:color="cccccc" w:space="0" w:sz="4" w:val="single"/>
-              <w:right w:color="cccccc" w:space="0" w:sz="4" w:val="single"/>
-            </w:tcBorders>
-            <w:shd w:fill="ffffff" w:val="clear"/>
-            <w:tcMar>
-              <w:top w:w="80.0" w:type="dxa"/>
-              <w:left w:w="120.0" w:type="dxa"/>
-              <w:bottom w:w="80.0" w:type="dxa"/>
-              <w:right w:w="120.0" w:type="dxa"/>
-            </w:tcMar>
-          </w:tcPr>
-          <w:p>
-            <w:pPr>
-              <w:spacing w:after="20" w:lineRule="auto"/>
-              <w:rPr/>
-            </w:pPr>
-            <w:r>
-              <w:rPr>
-                <w:b w:val="1"/>
-                <w:bCs w:val="1"/>
-                <w:sz w:val="19"/>
-                <w:szCs w:val="19"/>
-                <w:rtl w:val="0"/>
-              </w:rPr>
-              <w:t xml:space="preserve">~Q3 2026</w:t>
-            </w:r>
-            <w:r>
-              <w:rPr>
-                <w:rtl w:val="0"/>
-              </w:rPr>
-            </w:r>
-          </w:p>
-        </w:tc>
-        <w:tc>
-          <w:tcPr>
-            <w:tcBorders>
-              <w:top w:color="cccccc" w:space="0" w:sz="4" w:val="single"/>
-              <w:left w:color="cccccc" w:space="0" w:sz="4" w:val="single"/>
-              <w:bottom w:color="cccccc" w:space="0" w:sz="4" w:val="single"/>
-              <w:right w:color="cccccc" w:space="0" w:sz="4" w:val="single"/>
-            </w:tcBorders>
-            <w:shd w:fill="ffffff" w:val="clear"/>
-            <w:tcMar>
-              <w:top w:w="80.0" w:type="dxa"/>
-              <w:left w:w="120.0" w:type="dxa"/>
-              <w:bottom w:w="80.0" w:type="dxa"/>
-              <w:right w:w="120.0" w:type="dxa"/>
-            </w:tcMar>
-          </w:tcPr>
-          <w:p>
-            <w:pPr>
-              <w:spacing w:after="20" w:lineRule="auto"/>
-              <w:rPr/>
-            </w:pPr>
-            <w:r>
-              <w:rPr>
-                <w:sz w:val="19"/>
-                <w:szCs w:val="19"/>
-                <w:rtl w:val="0"/>
-              </w:rPr>
-              <w:t xml:space="preserve">Closed beta; online cMAB with exploration caps; industry-tier models live behind the trust boundary; PII/red-team audit; single-tenant isolation validated.</w:t>
-            </w:r>
-            <w:r>
-              <w:rPr>
-                <w:rtl w:val="0"/>
-              </w:rPr>
-            </w:r>
-          </w:p>
-        </w:tc>
-        <w:tc>
-          <w:tcPr>
-            <w:tcBorders>
-              <w:top w:color="cccccc" w:space="0" w:sz="4" w:val="single"/>
-              <w:left w:color="cccccc" w:space="0" w:sz="4" w:val="single"/>
-              <w:bottom w:color="cccccc" w:space="0" w:sz="4" w:val="single"/>
-              <w:right w:color="cccccc" w:space="0" w:sz="4" w:val="single"/>
-            </w:tcBorders>
-            <w:shd w:fill="ffffff" w:val="clear"/>
-            <w:tcMar>
-              <w:top w:w="80.0" w:type="dxa"/>
-              <w:left w:w="120.0" w:type="dxa"/>
-              <w:bottom w:w="80.0" w:type="dxa"/>
-              <w:right w:w="120.0" w:type="dxa"/>
-            </w:tcMar>
-          </w:tcPr>
-          <w:p>
-            <w:pPr>
-              <w:spacing w:after="20" w:lineRule="auto"/>
-              <w:rPr/>
-            </w:pPr>
-            <w:r>
-              <w:rPr>
-                <w:i w:val="1"/>
-                <w:iCs w:val="1"/>
-                <w:sz w:val="19"/>
-                <w:szCs w:val="19"/>
-                <w:rtl w:val="0"/>
-              </w:rPr>
-              <w:t xml:space="preserve">Pass security audit; design-partner lift on the declared metric; zero PII-boundary violations.</w:t>
-            </w:r>
-            <w:r>
-              <w:rPr>
-                <w:rtl w:val="0"/>
-              </w:rPr>
-            </w:r>
-          </w:p>
-        </w:tc>
-      </w:tr>
-      <w:tr>
-        <w:trPr>
-          <w:cantSplit w:val="0"/>
-          <w:tblHeader w:val="0"/>
-        </w:trPr>
-        <w:tc>
-          <w:tcPr>
-            <w:tcBorders>
-              <w:top w:color="cccccc" w:space="0" w:sz="4" w:val="single"/>
-              <w:left w:color="cccccc" w:space="0" w:sz="4" w:val="single"/>
-              <w:bottom w:color="cccccc" w:space="0" w:sz="4" w:val="single"/>
-              <w:right w:color="cccccc" w:space="0" w:sz="4" w:val="single"/>
-            </w:tcBorders>
-            <w:shd w:fill="eaf1f8" w:val="clear"/>
-            <w:tcMar>
-              <w:top w:w="80.0" w:type="dxa"/>
-              <w:left w:w="120.0" w:type="dxa"/>
-              <w:bottom w:w="80.0" w:type="dxa"/>
-              <w:right w:w="120.0" w:type="dxa"/>
-            </w:tcMar>
-          </w:tcPr>
-          <w:p>
-            <w:pPr>
-              <w:spacing w:after="20" w:lineRule="auto"/>
-              <w:rPr/>
-            </w:pPr>
-            <w:r>
-              <w:rPr>
-                <w:b w:val="1"/>
-                <w:bCs w:val="1"/>
-                <w:color w:val="1f3a5f"/>
-                <w:sz w:val="20"/>
-                <w:szCs w:val="20"/>
-                <w:rtl w:val="0"/>
-              </w:rPr>
-              <w:t xml:space="preserve">Phase 3</w:t>
-            </w:r>
-            <w:r>
-              <w:rPr>
-                <w:b w:val="1"/>
-                <w:bCs w:val="1"/>
-                <w:color w:val="2e75b6"/>
-                <w:sz w:val="17"/>
-                <w:szCs w:val="17"/>
-                <w:rtl w:val="0"/>
-              </w:rPr>
-              <w:br w:type="textWrapping"/>
-              <w:t xml:space="preserve">GA</w:t>
-            </w:r>
-            <w:r>
-              <w:rPr>
-                <w:rtl w:val="0"/>
-              </w:rPr>
-            </w:r>
-          </w:p>
-        </w:tc>
-        <w:tc>
-          <w:tcPr>
-            <w:tcBorders>
-              <w:top w:color="cccccc" w:space="0" w:sz="4" w:val="single"/>
-              <w:left w:color="cccccc" w:space="0" w:sz="4" w:val="single"/>
-              <w:bottom w:color="cccccc" w:space="0" w:sz="4" w:val="single"/>
-              <w:right w:color="cccccc" w:space="0" w:sz="4" w:val="single"/>
-            </w:tcBorders>
-            <w:shd w:fill="eaf1f8" w:val="clear"/>
-            <w:tcMar>
-              <w:top w:w="80.0" w:type="dxa"/>
-              <w:left w:w="120.0" w:type="dxa"/>
-              <w:bottom w:w="80.0" w:type="dxa"/>
-              <w:right w:w="120.0" w:type="dxa"/>
-            </w:tcMar>
-          </w:tcPr>
-          <w:p>
-            <w:pPr>
-              <w:spacing w:after="20" w:lineRule="auto"/>
-              <w:rPr/>
-            </w:pPr>
-            <w:r>
-              <w:rPr>
-                <w:b w:val="1"/>
-                <w:bCs w:val="1"/>
-                <w:sz w:val="19"/>
-                <w:szCs w:val="19"/>
-                <w:rtl w:val="0"/>
-              </w:rPr>
-              <w:t xml:space="preserve">~Q4 2026</w:t>
-            </w:r>
-            <w:r>
-              <w:rPr>
-                <w:rtl w:val="0"/>
-              </w:rPr>
-            </w:r>
-          </w:p>
-        </w:tc>
-        <w:tc>
-          <w:tcPr>
-            <w:tcBorders>
-              <w:top w:color="cccccc" w:space="0" w:sz="4" w:val="single"/>
-              <w:left w:color="cccccc" w:space="0" w:sz="4" w:val="single"/>
-              <w:bottom w:color="cccccc" w:space="0" w:sz="4" w:val="single"/>
-              <w:right w:color="cccccc" w:space="0" w:sz="4" w:val="single"/>
-            </w:tcBorders>
-            <w:shd w:fill="eaf1f8" w:val="clear"/>
-            <w:tcMar>
-              <w:top w:w="80.0" w:type="dxa"/>
-              <w:left w:w="120.0" w:type="dxa"/>
-              <w:bottom w:w="80.0" w:type="dxa"/>
-              <w:right w:w="120.0" w:type="dxa"/>
-            </w:tcMar>
-          </w:tcPr>
-          <w:p>
-            <w:pPr>
-              <w:spacing w:after="20" w:lineRule="auto"/>
-              <w:rPr/>
-            </w:pPr>
-            <w:r>
-              <w:rPr>
-                <w:sz w:val="19"/>
-                <w:szCs w:val="19"/>
-                <w:rtl w:val="0"/>
-              </w:rPr>
-              <w:t xml:space="preserve">GA across goal types and channels; tenant/industry/global hierarchy in production; full eval + grounding harness in CI.</w:t>
-            </w:r>
-            <w:r>
-              <w:rPr>
-                <w:rtl w:val="0"/>
-              </w:rPr>
-            </w:r>
-          </w:p>
-        </w:tc>
-        <w:tc>
-          <w:tcPr>
-            <w:tcBorders>
-              <w:top w:color="cccccc" w:space="0" w:sz="4" w:val="single"/>
-              <w:left w:color="cccccc" w:space="0" w:sz="4" w:val="single"/>
-              <w:bottom w:color="cccccc" w:space="0" w:sz="4" w:val="single"/>
-              <w:right w:color="cccccc" w:space="0" w:sz="4" w:val="single"/>
-            </w:tcBorders>
-            <w:shd w:fill="eaf1f8" w:val="clear"/>
-            <w:tcMar>
-              <w:top w:w="80.0" w:type="dxa"/>
-              <w:left w:w="120.0" w:type="dxa"/>
-              <w:bottom w:w="80.0" w:type="dxa"/>
-              <w:right w:w="120.0" w:type="dxa"/>
-            </w:tcMar>
-          </w:tcPr>
-          <w:p>
-            <w:pPr>
-              <w:spacing w:after="20" w:lineRule="auto"/>
-              <w:rPr/>
-            </w:pPr>
-            <w:r>
-              <w:rPr>
-                <w:i w:val="1"/>
-                <w:iCs w:val="1"/>
-                <w:sz w:val="19"/>
-                <w:szCs w:val="19"/>
-                <w:rtl w:val="0"/>
-              </w:rPr>
-              <w:t xml:space="preserve">Adoption/retention targets across the base; grounding-pass-rate held above threshold release-over-release.</w:t>
-            </w:r>
-            <w:r>
-              <w:rPr>
-                <w:rtl w:val="0"/>
-              </w:rPr>
-            </w:r>
-          </w:p>
-        </w:tc>
-      </w:tr>
-    </w:tbl>
+      <w:bookmarkStart w:colFirst="0" w:colLast="0" w:name="_heading=h.jxjvzplhalno" w:id="1"/>
+      <w:bookmarkEnd w:id="1"/>
+      <w:r>
+        <w:rPr>
+          <w:rtl w:val="0"/>
+        </w:rPr>
+        <w:t xml:space="preserve">6. Strategic Roadmap</w:t>
+      </w:r>
+    </w:p>
+    <w:p>
+      <w:pPr>
+        <w:pStyle w:val="Heading1"/>
+        <w:rPr/>
+      </w:pPr>
+      <w:r>
+        <w:rPr>
+          <w:rtl w:val="0"/>
+        </w:rPr>
+      </w:r>
+    </w:p>
+    <w:p>
+      <w:pPr>
+        <w:spacing w:after="160" w:line="276" w:lineRule="auto"/>
+        <w:rPr/>
+      </w:pPr>
+      <w:r>
+        <w:rPr>
+          <w:rtl w:val="0"/>
+        </w:rPr>
+        <w:t xml:space="preserve">The following roadmap visualizes the progressive rollout of the Active Intelligence flywheel, moving from foundational content grounding to full-funnel, individual-level orchestration.</w:t>
+      </w:r>
+    </w:p>
+    <w:p>
+      <w:pPr>
+        <w:spacing w:after="160" w:line="276" w:lineRule="auto"/>
+        <w:rPr>
+          <w:i w:val="1"/>
+          <w:iCs w:val="1"/>
+          <w:color w:val="6b7280"/>
+        </w:rPr>
+      </w:pPr>
+      <w:r>
+        <w:rPr>
+          <w:i w:val="1"/>
+          <w:iCs w:val="1"/>
+          <w:color w:val="6b7280"/>
+          <w:rtl w:val="0"/>
+        </w:rPr>
+        <w:t xml:space="preserve">[Diagram Suggestion: A three-tiered arrow graphic progressing from left to right. </w:t>
+      </w:r>
+    </w:p>
+    <w:p>
+      <w:pPr>
+        <w:spacing w:after="160" w:line="276" w:lineRule="auto"/>
+        <w:rPr>
+          <w:i w:val="1"/>
+          <w:iCs w:val="1"/>
+          <w:color w:val="6b7280"/>
+        </w:rPr>
+      </w:pPr>
+      <w:r>
+        <w:rPr>
+          <w:b w:val="1"/>
+          <w:bCs w:val="1"/>
+          <w:i w:val="1"/>
+          <w:iCs w:val="1"/>
+          <w:color w:val="6b7280"/>
+          <w:rtl w:val="0"/>
+        </w:rPr>
+        <w:t xml:space="preserve">Phase 1 (Foundation):</w:t>
+      </w:r>
+      <w:r>
+        <w:rPr>
+          <w:i w:val="1"/>
+          <w:iCs w:val="1"/>
+          <w:color w:val="6b7280"/>
+          <w:rtl w:val="0"/>
+        </w:rPr>
+        <w:t xml:space="preserve"> Content-Level Intelligence (Content Layer, Predictive Cohort Scoring). </w:t>
+      </w:r>
+    </w:p>
+    <w:p>
+      <w:pPr>
+        <w:spacing w:after="160" w:line="276" w:lineRule="auto"/>
+        <w:rPr>
+          <w:i w:val="1"/>
+          <w:iCs w:val="1"/>
+          <w:color w:val="6b7280"/>
+        </w:rPr>
+      </w:pPr>
+      <w:r>
+        <w:rPr>
+          <w:b w:val="1"/>
+          <w:bCs w:val="1"/>
+          <w:i w:val="1"/>
+          <w:iCs w:val="1"/>
+          <w:color w:val="6b7280"/>
+          <w:rtl w:val="0"/>
+        </w:rPr>
+        <w:t xml:space="preserve">Phase 2 (Orchestration):</w:t>
+      </w:r>
+      <w:r>
+        <w:rPr>
+          <w:i w:val="1"/>
+          <w:iCs w:val="1"/>
+          <w:color w:val="6b7280"/>
+          <w:rtl w:val="0"/>
+        </w:rPr>
+        <w:t xml:space="preserve"> Campaign-Level Automation (Campaign Layer, Proactive Recommendations). </w:t>
+      </w:r>
+    </w:p>
+    <w:p>
+      <w:pPr>
+        <w:spacing w:after="160" w:line="276" w:lineRule="auto"/>
+        <w:rPr/>
+      </w:pPr>
+      <w:r>
+        <w:rPr>
+          <w:b w:val="1"/>
+          <w:bCs w:val="1"/>
+          <w:i w:val="1"/>
+          <w:iCs w:val="1"/>
+          <w:color w:val="6b7280"/>
+          <w:rtl w:val="0"/>
+        </w:rPr>
+        <w:t xml:space="preserve">Phase 3 (Activation):</w:t>
+      </w:r>
+      <w:r>
+        <w:rPr>
+          <w:i w:val="1"/>
+          <w:iCs w:val="1"/>
+          <w:color w:val="6b7280"/>
+          <w:rtl w:val="0"/>
+        </w:rPr>
+        <w:t xml:space="preserve"> Individual-Level Personalization (Individual Layer, Predictive Simulation). Flow below the arrows: Data -&gt; Context -&gt; Reasoning -&gt; Action -&gt; Feedback Loop.]</w:t>
+      </w:r>
+      <w:r>
+        <w:rPr>
+          <w:rtl w:val="0"/>
+        </w:rPr>
+      </w:r>
+    </w:p>
+    <w:p>
+      <w:pPr>
+        <w:pStyle w:val="Heading3"/>
+        <w:rPr/>
+      </w:pPr>
+      <w:bookmarkStart w:colFirst="0" w:colLast="0" w:name="_heading=h.awod9brpnx0g" w:id="2"/>
+      <w:bookmarkEnd w:id="2"/>
+      <w:r>
+        <w:rPr>
+          <w:rtl w:val="0"/>
+        </w:rPr>
+        <w:t xml:space="preserve">Phase 1: Content Scoring &amp; Semantic Content Layer</w:t>
+      </w:r>
+    </w:p>
+    <w:p>
+      <w:pPr>
+        <w:numPr>
+          <w:ilvl w:val="0"/>
+          <w:numId w:val="1"/>
+        </w:numPr>
+        <w:ind w:left="720" w:hanging="360"/>
+      </w:pPr>
+      <w:r>
+        <w:rPr>
+          <w:b w:val="1"/>
+          <w:bCs w:val="1"/>
+          <w:rtl w:val="0"/>
+        </w:rPr>
+        <w:t xml:space="preserve">Focus:</w:t>
+      </w:r>
+      <w:r>
+        <w:rPr>
+          <w:rtl w:val="0"/>
+        </w:rPr>
+        <w:t xml:space="preserve"> Establishing the semantic foundation by grounding content performance in data.</w:t>
+      </w:r>
+    </w:p>
+    <w:p>
+      <w:pPr>
+        <w:numPr>
+          <w:ilvl w:val="0"/>
+          <w:numId w:val="1"/>
+        </w:numPr>
+        <w:ind w:left="720" w:hanging="360"/>
+      </w:pPr>
+      <w:r>
+        <w:rPr>
+          <w:b w:val="1"/>
+          <w:bCs w:val="1"/>
+          <w:rtl w:val="0"/>
+        </w:rPr>
+        <w:t xml:space="preserve">Key Deliverables:</w:t>
+      </w:r>
+      <w:r>
+        <w:rPr>
+          <w:rtl w:val="0"/>
+        </w:rPr>
+        <w:t xml:space="preserve"> Implementation of the Semantic Content Layer; deployment of Predictive Cohort Impact Scoring; integration of OCR/Vision for AI tagging to be eventually scored.</w:t>
+      </w:r>
+    </w:p>
+    <w:p>
+      <w:pPr>
+        <w:numPr>
+          <w:ilvl w:val="0"/>
+          <w:numId w:val="1"/>
+        </w:numPr>
+        <w:ind w:left="720" w:hanging="360"/>
+      </w:pPr>
+      <w:r>
+        <w:rPr>
+          <w:b w:val="1"/>
+          <w:bCs w:val="1"/>
+          <w:rtl w:val="0"/>
+        </w:rPr>
+        <w:t xml:space="preserve">Exit Criteria:</w:t>
+      </w:r>
+      <w:r>
+        <w:rPr>
+          <w:rtl w:val="0"/>
+        </w:rPr>
+        <w:t xml:space="preserve"> Model-validated correlation between cohort scores and content engagement; successful "LLM-as-judge" calibration against content-scoring golden sets.</w:t>
+      </w:r>
+    </w:p>
+    <w:p>
+      <w:pPr>
+        <w:pStyle w:val="Heading3"/>
+        <w:rPr/>
+      </w:pPr>
+      <w:bookmarkStart w:colFirst="0" w:colLast="0" w:name="_heading=h.5a8c83plrbx3" w:id="3"/>
+      <w:bookmarkEnd w:id="3"/>
+      <w:r>
+        <w:rPr>
+          <w:rtl w:val="0"/>
+        </w:rPr>
+        <w:t xml:space="preserve">Phase 2: Proactive Campaign Recommendations &amp; Semantic Campaign Layer</w:t>
+      </w:r>
+    </w:p>
+    <w:p>
+      <w:pPr>
+        <w:numPr>
+          <w:ilvl w:val="0"/>
+          <w:numId w:val="2"/>
+        </w:numPr>
+        <w:ind w:left="720" w:hanging="360"/>
+      </w:pPr>
+      <w:r>
+        <w:rPr>
+          <w:b w:val="1"/>
+          <w:bCs w:val="1"/>
+          <w:rtl w:val="0"/>
+        </w:rPr>
+        <w:t xml:space="preserve">Focus:</w:t>
+      </w:r>
+      <w:r>
+        <w:rPr>
+          <w:rtl w:val="0"/>
+        </w:rPr>
+        <w:t xml:space="preserve"> Moving from descriptive scoring to prescriptive campaign automation.</w:t>
+      </w:r>
+    </w:p>
+    <w:p>
+      <w:pPr>
+        <w:numPr>
+          <w:ilvl w:val="0"/>
+          <w:numId w:val="2"/>
+        </w:numPr>
+        <w:ind w:left="720" w:hanging="360"/>
+      </w:pPr>
+      <w:r>
+        <w:rPr>
+          <w:b w:val="1"/>
+          <w:bCs w:val="1"/>
+          <w:rtl w:val="0"/>
+        </w:rPr>
+        <w:t xml:space="preserve">Key Deliverables:</w:t>
+      </w:r>
+      <w:r>
+        <w:rPr>
+          <w:rtl w:val="0"/>
+        </w:rPr>
+        <w:t xml:space="preserve"> Deployment of the Semantic Campaign Layer; engine logic for goal-to-automation success scoring; automated surfacing of high-propensity "Plays" in the marketer dashboard.</w:t>
+      </w:r>
+    </w:p>
+    <w:p>
+      <w:pPr>
+        <w:numPr>
+          <w:ilvl w:val="0"/>
+          <w:numId w:val="2"/>
+        </w:numPr>
+        <w:ind w:left="720" w:hanging="360"/>
+      </w:pPr>
+      <w:r>
+        <w:rPr>
+          <w:b w:val="1"/>
+          <w:bCs w:val="1"/>
+          <w:rtl w:val="0"/>
+        </w:rPr>
+        <w:t xml:space="preserve">Exit Criteria:</w:t>
+      </w:r>
+      <w:r>
+        <w:rPr>
+          <w:rtl w:val="0"/>
+        </w:rPr>
+        <w:t xml:space="preserve"> &gt;10% uplift in campaign success rates compared to baseline; zero hallucination rate on metric reporting as verified by the CI eval harness.</w:t>
+      </w:r>
+    </w:p>
+    <w:p>
+      <w:pPr>
+        <w:pStyle w:val="Heading3"/>
+        <w:rPr/>
+      </w:pPr>
+      <w:bookmarkStart w:colFirst="0" w:colLast="0" w:name="_heading=h.kugdnwoav6q9" w:id="4"/>
+      <w:bookmarkEnd w:id="4"/>
+      <w:r>
+        <w:rPr>
+          <w:rtl w:val="0"/>
+        </w:rPr>
+        <w:t xml:space="preserve">Phase 3: Individual Semantic Layer &amp; Campaign Activation Simulation</w:t>
+      </w:r>
+    </w:p>
+    <w:p>
+      <w:pPr>
+        <w:numPr>
+          <w:ilvl w:val="0"/>
+          <w:numId w:val="4"/>
+        </w:numPr>
+        <w:ind w:left="720" w:hanging="360"/>
+      </w:pPr>
+      <w:r>
+        <w:rPr>
+          <w:b w:val="1"/>
+          <w:bCs w:val="1"/>
+          <w:rtl w:val="0"/>
+        </w:rPr>
+        <w:t xml:space="preserve">Focus:</w:t>
+      </w:r>
+      <w:r>
+        <w:rPr>
+          <w:rtl w:val="0"/>
+        </w:rPr>
+        <w:t xml:space="preserve"> Closing the loop with individual-level identity resolution and predictive simulation.</w:t>
+      </w:r>
+    </w:p>
+    <w:p>
+      <w:pPr>
+        <w:numPr>
+          <w:ilvl w:val="0"/>
+          <w:numId w:val="4"/>
+        </w:numPr>
+        <w:ind w:left="720" w:hanging="360"/>
+      </w:pPr>
+      <w:r>
+        <w:rPr>
+          <w:b w:val="1"/>
+          <w:bCs w:val="1"/>
+          <w:rtl w:val="0"/>
+        </w:rPr>
+        <w:t xml:space="preserve">Key Deliverables:</w:t>
+      </w:r>
+      <w:r>
+        <w:rPr>
+          <w:rtl w:val="0"/>
+        </w:rPr>
+        <w:t xml:space="preserve"> Integration of the Semantic Individual Layer (channel/timing affinity); unified Identity Resolution (Email, SMS, Web, WhatsApp); pre-launch "impact simulation" for campaigns.</w:t>
+      </w:r>
+    </w:p>
+    <w:p>
+      <w:pPr>
+        <w:numPr>
+          <w:ilvl w:val="0"/>
+          <w:numId w:val="4"/>
+        </w:numPr>
+        <w:ind w:left="720" w:hanging="360"/>
+      </w:pPr>
+      <w:r>
+        <w:rPr>
+          <w:b w:val="1"/>
+          <w:bCs w:val="1"/>
+          <w:rtl w:val="0"/>
+        </w:rPr>
+        <w:t xml:space="preserve">Exit Criteria:</w:t>
+      </w:r>
+      <w:r>
+        <w:rPr>
+          <w:rtl w:val="0"/>
+        </w:rPr>
+        <w:t xml:space="preserve"> Successful cross-channel journey stitching with verified PII protection; "simulation accuracy" metrics aligning with live test-group performance.</w:t>
+      </w:r>
+    </w:p>
     <w:p>
       <w:pPr>
         <w:pStyle w:val="Heading1"/>
@@ -3596,7 +2337,7 @@
         <w:widowControl w:val="1"/>
         <w:numPr>
           <w:ilvl w:val="0"/>
-          <w:numId w:val="1"/>
+          <w:numId w:val="3"/>
         </w:numPr>
         <w:pBdr>
           <w:top w:space="0" w:sz="0" w:val="nil"/>
@@ -3658,7 +2399,7 @@
         <w:widowControl w:val="1"/>
         <w:numPr>
           <w:ilvl w:val="0"/>
-          <w:numId w:val="1"/>
+          <w:numId w:val="3"/>
         </w:numPr>
         <w:pBdr>
           <w:top w:space="0" w:sz="0" w:val="nil"/>
@@ -3694,8 +2435,8 @@
       </w:r>
       <w:sdt>
         <w:sdtPr>
-          <w:id w:val="-1611662616"/>
-          <w:tag w:val="goog_rdk_5"/>
+          <w:id w:val="-1607587315"/>
+          <w:tag w:val="goog_rdk_3"/>
         </w:sdtPr>
         <w:sdtContent>
           <w:r>
@@ -3722,68 +2463,6 @@
     </w:p>
     <w:p>
       <w:pPr>
-        <w:keepNext w:val="0"/>
-        <w:keepLines w:val="0"/>
-        <w:pageBreakBefore w:val="0"/>
-        <w:widowControl w:val="1"/>
-        <w:numPr>
-          <w:ilvl w:val="0"/>
-          <w:numId w:val="1"/>
-        </w:numPr>
-        <w:pBdr>
-          <w:top w:space="0" w:sz="0" w:val="nil"/>
-          <w:left w:space="0" w:sz="0" w:val="nil"/>
-          <w:bottom w:space="0" w:sz="0" w:val="nil"/>
-          <w:right w:space="0" w:sz="0" w:val="nil"/>
-          <w:between w:space="0" w:sz="0" w:val="nil"/>
-        </w:pBdr>
-        <w:shd w:fill="auto" w:val="clear"/>
-        <w:spacing w:after="80" w:before="0" w:line="264" w:lineRule="auto"/>
-        <w:ind w:left="460" w:right="0" w:hanging="240"/>
-        <w:jc w:val="left"/>
-        <w:rPr/>
-      </w:pPr>
-      <w:r>
-        <w:rPr>
-          <w:rFonts w:ascii="Arial" w:cs="Arial" w:eastAsia="Arial" w:hAnsi="Arial"/>
-          <w:b w:val="1"/>
-          <w:bCs w:val="1"/>
-          <w:i w:val="0"/>
-          <w:iCs w:val="0"/>
-          <w:smallCaps w:val="0"/>
-          <w:strike w:val="0"/>
-          <w:color w:val="222222"/>
-          <w:sz w:val="21"/>
-          <w:szCs w:val="21"/>
-          <w:u w:val="none"/>
-          <w:shd w:fill="auto" w:val="clear"/>
-          <w:vertAlign w:val="baseline"/>
-          <w:rtl w:val="0"/>
-        </w:rPr>
-        <w:t xml:space="preserve">For regulated segments: </w:t>
-      </w:r>
-      <w:r>
-        <w:rPr>
-          <w:rFonts w:ascii="Arial" w:cs="Arial" w:eastAsia="Arial" w:hAnsi="Arial"/>
-          <w:b w:val="0"/>
-          <w:bCs w:val="0"/>
-          <w:i w:val="0"/>
-          <w:iCs w:val="0"/>
-          <w:smallCaps w:val="0"/>
-          <w:strike w:val="0"/>
-          <w:color w:val="222222"/>
-          <w:sz w:val="21"/>
-          <w:szCs w:val="21"/>
-          <w:u w:val="none"/>
-          <w:shd w:fill="auto" w:val="clear"/>
-          <w:vertAlign w:val="baseline"/>
-          <w:rtl w:val="0"/>
-        </w:rPr>
-        <w:t xml:space="preserve">single-tenant isolation unlocks healthcare and financial-services accounts — new TAM, not just better retention.</w:t>
-      </w:r>
-    </w:p>
-    <w:p>
-      <w:pPr>
         <w:pStyle w:val="Heading1"/>
         <w:rPr/>
       </w:pPr>
@@ -3796,7 +2475,7 @@
     </w:p>
     <w:tbl>
       <w:tblPr>
-        <w:tblStyle w:val="Table4"/>
+        <w:tblStyle w:val="Table2"/>
         <w:tblW w:w="9360.0" w:type="dxa"/>
         <w:jc w:val="left"/>
         <w:tblBorders>
@@ -4340,7 +3019,7 @@
         <w:widowControl w:val="1"/>
         <w:numPr>
           <w:ilvl w:val="0"/>
-          <w:numId w:val="1"/>
+          <w:numId w:val="3"/>
         </w:numPr>
         <w:pBdr>
           <w:top w:space="0" w:sz="0" w:val="nil"/>
@@ -4402,7 +3081,7 @@
         <w:widowControl w:val="1"/>
         <w:numPr>
           <w:ilvl w:val="0"/>
-          <w:numId w:val="1"/>
+          <w:numId w:val="3"/>
         </w:numPr>
         <w:pBdr>
           <w:top w:space="0" w:sz="0" w:val="nil"/>
@@ -4464,7 +3143,7 @@
         <w:widowControl w:val="1"/>
         <w:numPr>
           <w:ilvl w:val="0"/>
-          <w:numId w:val="1"/>
+          <w:numId w:val="3"/>
         </w:numPr>
         <w:pBdr>
           <w:top w:space="0" w:sz="0" w:val="nil"/>
@@ -4580,12 +3259,12 @@
           <wp:inline distB="114300" distT="114300" distL="114300" distR="114300">
             <wp:extent cx="5943600" cy="3086100"/>
             <wp:effectExtent b="0" l="0" r="0" t="0"/>
-            <wp:docPr id="1" name="image4.png"/>
+            <wp:docPr id="1" name="image5.png"/>
             <a:graphic>
               <a:graphicData uri="http://schemas.openxmlformats.org/drawingml/2006/picture">
                 <pic:pic>
                   <pic:nvPicPr>
-                    <pic:cNvPr id="0" name="image4.png"/>
+                    <pic:cNvPr id="0" name="image5.png"/>
                     <pic:cNvPicPr preferRelativeResize="0"/>
                   </pic:nvPicPr>
                   <pic:blipFill>
@@ -4657,12 +3336,12 @@
           <wp:inline distB="114300" distT="114300" distL="114300" distR="114300">
             <wp:extent cx="5943600" cy="3060700"/>
             <wp:effectExtent b="0" l="0" r="0" t="0"/>
-            <wp:docPr id="4" name="image2.png"/>
+            <wp:docPr id="4" name="image4.png"/>
             <a:graphic>
               <a:graphicData uri="http://schemas.openxmlformats.org/drawingml/2006/picture">
                 <pic:pic>
                   <pic:nvPicPr>
-                    <pic:cNvPr id="0" name="image2.png"/>
+                    <pic:cNvPr id="0" name="image4.png"/>
                     <pic:cNvPicPr preferRelativeResize="0"/>
                   </pic:nvPicPr>
                   <pic:blipFill>
@@ -4740,12 +3419,12 @@
           <wp:inline distB="114300" distT="114300" distL="114300" distR="114300">
             <wp:extent cx="5943600" cy="3060700"/>
             <wp:effectExtent b="0" l="0" r="0" t="0"/>
-            <wp:docPr id="5" name="image3.png"/>
+            <wp:docPr id="5" name="image2.png"/>
             <a:graphic>
               <a:graphicData uri="http://schemas.openxmlformats.org/drawingml/2006/picture">
                 <pic:pic>
                   <pic:nvPicPr>
-                    <pic:cNvPr id="0" name="image3.png"/>
+                    <pic:cNvPr id="0" name="image2.png"/>
                     <pic:cNvPicPr preferRelativeResize="0"/>
                   </pic:nvPicPr>
                   <pic:blipFill>
@@ -4823,12 +3502,12 @@
           <wp:inline distB="114300" distT="114300" distL="114300" distR="114300">
             <wp:extent cx="5943600" cy="3035300"/>
             <wp:effectExtent b="0" l="0" r="0" t="0"/>
-            <wp:docPr id="2" name="image5.png"/>
+            <wp:docPr id="3" name="image3.png"/>
             <a:graphic>
               <a:graphicData uri="http://schemas.openxmlformats.org/drawingml/2006/picture">
                 <pic:pic>
                   <pic:nvPicPr>
-                    <pic:cNvPr id="0" name="image5.png"/>
+                    <pic:cNvPr id="0" name="image3.png"/>
                     <pic:cNvPicPr preferRelativeResize="0"/>
                   </pic:nvPicPr>
                   <pic:blipFill>
@@ -5063,11 +3742,51 @@
     </w:p>
     <w:p>
       <w:pPr>
+        <w:rPr/>
+      </w:pPr>
+      <w:r>
+        <w:rPr>
+          <w:rtl w:val="0"/>
+        </w:rPr>
+        <w:t xml:space="preserve">Delivered! Nice work Active Campaign team! </w:t>
+      </w:r>
+      <w:hyperlink r:id="rId12">
+        <w:r>
+          <w:rPr>
+            <w:color w:val="1155cc"/>
+            <w:u w:val="single"/>
+            <w:rtl w:val="0"/>
+          </w:rPr>
+          <w:t xml:space="preserve">https://www.activecampaign.com/platform/ai-mcp</w:t>
+        </w:r>
+      </w:hyperlink>
+      <w:r>
+        <w:rPr>
+          <w:rtl w:val="0"/>
+        </w:rPr>
+        <w:t xml:space="preserve">. </w:t>
+      </w:r>
+    </w:p>
+    <w:p>
+      <w:pPr>
+        <w:rPr/>
+      </w:pPr>
+      <w:r>
+        <w:rPr>
+          <w:rtl w:val="0"/>
+        </w:rPr>
+      </w:r>
+    </w:p>
+    <w:p>
+      <w:pPr>
         <w:spacing w:after="160" w:line="276" w:lineRule="auto"/>
-        <w:rPr/>
-      </w:pPr>
-      <w:r>
-        <w:rPr>
+        <w:rPr>
+          <w:strike w:val="1"/>
+        </w:rPr>
+      </w:pPr>
+      <w:r>
+        <w:rPr>
+          <w:strike w:val="1"/>
           <w:rtl w:val="0"/>
         </w:rPr>
         <w:t xml:space="preserve">Make Active Intelligence speak </w:t>
@@ -5076,12 +3795,14 @@
         <w:rPr>
           <w:b w:val="1"/>
           <w:bCs w:val="1"/>
+          <w:strike w:val="1"/>
           <w:rtl w:val="0"/>
         </w:rPr>
         <w:t xml:space="preserve">MCP</w:t>
       </w:r>
       <w:r>
         <w:rPr>
+          <w:strike w:val="1"/>
           <w:rtl w:val="0"/>
         </w:rPr>
         <w:t xml:space="preserve"> in both directions. As an MCP </w:t>
@@ -5090,12 +3811,14 @@
         <w:rPr>
           <w:b w:val="1"/>
           <w:bCs w:val="1"/>
+          <w:strike w:val="1"/>
           <w:rtl w:val="0"/>
         </w:rPr>
         <w:t xml:space="preserve">server</w:t>
       </w:r>
       <w:r>
         <w:rPr>
+          <w:strike w:val="1"/>
           <w:rtl w:val="0"/>
         </w:rPr>
         <w:t xml:space="preserve">, expose the Context Layer and Deep Reasoning Agent so a customer’s own agents — and the broader assistant ecosystem — can query grounded marketing context and trigger actions, governed by the trust boundary and the Declarative Goal. As an MCP </w:t>
@@ -5104,12 +3827,14 @@
         <w:rPr>
           <w:b w:val="1"/>
           <w:bCs w:val="1"/>
+          <w:strike w:val="1"/>
           <w:rtl w:val="0"/>
         </w:rPr>
         <w:t xml:space="preserve">client</w:t>
       </w:r>
       <w:r>
         <w:rPr>
+          <w:strike w:val="1"/>
           <w:rtl w:val="0"/>
         </w:rPr>
         <w:t xml:space="preserve">, let the agent pull external context (CRM, data warehouse, ad platforms, support) into its reasoning. The bet: Active Intelligence becomes the </w:t>
@@ -5118,12 +3843,14 @@
         <w:rPr>
           <w:b w:val="1"/>
           <w:bCs w:val="1"/>
+          <w:strike w:val="1"/>
           <w:rtl w:val="0"/>
         </w:rPr>
         <w:t xml:space="preserve">grounded marketing-context layer for the agent ecosystem</w:t>
       </w:r>
       <w:r>
         <w:rPr>
+          <w:strike w:val="1"/>
           <w:rtl w:val="0"/>
         </w:rPr>
         <w:t xml:space="preserve"> — interoperable, and sticky precisely because it is the source of truth others build on.</w:t>
@@ -5198,57 +3925,29 @@
     <w:p>
       <w:pPr>
         <w:pStyle w:val="Heading2"/>
-        <w:rPr/>
-      </w:pPr>
-      <w:r>
-        <w:rPr>
-          <w:rtl w:val="0"/>
-        </w:rPr>
-        <w:t xml:space="preserve">10.5  Two more worth placing</w:t>
-      </w:r>
-    </w:p>
-    <w:p>
-      <w:pPr>
-        <w:keepNext w:val="0"/>
-        <w:keepLines w:val="0"/>
-        <w:pageBreakBefore w:val="0"/>
-        <w:widowControl w:val="1"/>
-        <w:numPr>
-          <w:ilvl w:val="0"/>
-          <w:numId w:val="1"/>
-        </w:numPr>
-        <w:pBdr>
-          <w:top w:space="0" w:sz="0" w:val="nil"/>
-          <w:left w:space="0" w:sz="0" w:val="nil"/>
-          <w:bottom w:space="0" w:sz="0" w:val="nil"/>
-          <w:right w:space="0" w:sz="0" w:val="nil"/>
-          <w:between w:space="0" w:sz="0" w:val="nil"/>
-        </w:pBdr>
-        <w:shd w:fill="auto" w:val="clear"/>
-        <w:spacing w:after="80" w:before="0" w:line="264" w:lineRule="auto"/>
-        <w:ind w:left="460" w:right="0" w:hanging="240"/>
-        <w:jc w:val="left"/>
-        <w:rPr/>
-      </w:pPr>
-      <w:r>
-        <w:rPr>
-          <w:rFonts w:ascii="Arial" w:cs="Arial" w:eastAsia="Arial" w:hAnsi="Arial"/>
-          <w:b w:val="1"/>
-          <w:bCs w:val="1"/>
-          <w:i w:val="0"/>
-          <w:iCs w:val="0"/>
-          <w:smallCaps w:val="0"/>
-          <w:strike w:val="0"/>
-          <w:color w:val="222222"/>
-          <w:sz w:val="21"/>
-          <w:szCs w:val="21"/>
-          <w:u w:val="none"/>
-          <w:shd w:fill="auto" w:val="clear"/>
+        <w:rPr>
           <w:vertAlign w:val="baseline"/>
+        </w:rPr>
+      </w:pPr>
+      <w:r>
+        <w:rPr>
+          <w:rtl w:val="0"/>
+        </w:rPr>
+        <w:t xml:space="preserve">10.5  </w:t>
+      </w:r>
+      <w:r>
+        <w:rPr>
+          <w:vertAlign w:val="baseline"/>
           <w:rtl w:val="0"/>
         </w:rPr>
         <w:t xml:space="preserve">Vertical Industry Packs. </w:t>
       </w:r>
+    </w:p>
+    <w:p>
+      <w:pPr>
+        <w:pStyle w:val="Heading2"/>
+        <w:rPr/>
+      </w:pPr>
       <w:r>
         <w:rPr>
           <w:rFonts w:ascii="Arial" w:cs="Arial" w:eastAsia="Arial" w:hAnsi="Arial"/>
@@ -5268,131 +3967,10 @@
         </w:rPr>
         <w:t xml:space="preserve">Pre-trained industry models bundled with curated Skills for specific verticals — healthcare, financial services, ecommerce. This leans directly on the industry-model preference and the regulated-tenancy capability, turning the architecture’s strengths into a go-to-market wedge and a deeper moat.</w:t>
       </w:r>
-    </w:p>
-    <w:p>
-      <w:pPr>
-        <w:keepNext w:val="0"/>
-        <w:keepLines w:val="0"/>
-        <w:pageBreakBefore w:val="0"/>
-        <w:widowControl w:val="1"/>
-        <w:numPr>
-          <w:ilvl w:val="0"/>
-          <w:numId w:val="1"/>
-        </w:numPr>
-        <w:pBdr>
-          <w:top w:space="0" w:sz="0" w:val="nil"/>
-          <w:left w:space="0" w:sz="0" w:val="nil"/>
-          <w:bottom w:space="0" w:sz="0" w:val="nil"/>
-          <w:right w:space="0" w:sz="0" w:val="nil"/>
-          <w:between w:space="0" w:sz="0" w:val="nil"/>
-        </w:pBdr>
-        <w:shd w:fill="auto" w:val="clear"/>
-        <w:spacing w:after="80" w:before="0" w:line="264" w:lineRule="auto"/>
-        <w:ind w:left="460" w:right="0" w:hanging="240"/>
-        <w:jc w:val="left"/>
-        <w:rPr/>
-      </w:pPr>
-      <w:r>
-        <w:rPr>
-          <w:rFonts w:ascii="Arial" w:cs="Arial" w:eastAsia="Arial" w:hAnsi="Arial"/>
-          <w:b w:val="1"/>
-          <w:bCs w:val="1"/>
-          <w:i w:val="0"/>
-          <w:iCs w:val="0"/>
-          <w:smallCaps w:val="0"/>
-          <w:strike w:val="0"/>
-          <w:color w:val="222222"/>
-          <w:sz w:val="21"/>
-          <w:szCs w:val="21"/>
-          <w:u w:val="none"/>
-          <w:shd w:fill="auto" w:val="clear"/>
-          <w:vertAlign w:val="baseline"/>
-          <w:rtl w:val="0"/>
-        </w:rPr>
-        <w:t xml:space="preserve">Outcome-based pricing on grounded lift. </w:t>
-      </w:r>
-      <w:r>
-        <w:rPr>
-          <w:rFonts w:ascii="Arial" w:cs="Arial" w:eastAsia="Arial" w:hAnsi="Arial"/>
-          <w:b w:val="0"/>
-          <w:bCs w:val="0"/>
-          <w:i w:val="0"/>
-          <w:iCs w:val="0"/>
-          <w:smallCaps w:val="0"/>
-          <w:strike w:val="0"/>
-          <w:color w:val="222222"/>
-          <w:sz w:val="21"/>
-          <w:szCs w:val="21"/>
-          <w:u w:val="none"/>
-          <w:shd w:fill="auto" w:val="clear"/>
-          <w:vertAlign w:val="baseline"/>
-          <w:rtl w:val="0"/>
-        </w:rPr>
-        <w:t xml:space="preserve">Because every recommendation is tied to a measurable, eval-verified score, we can price on </w:t>
-      </w:r>
-      <w:r>
-        <w:rPr>
-          <w:rFonts w:ascii="Arial" w:cs="Arial" w:eastAsia="Arial" w:hAnsi="Arial"/>
-          <w:b w:val="0"/>
-          <w:bCs w:val="0"/>
-          <w:i w:val="1"/>
-          <w:iCs w:val="1"/>
-          <w:smallCaps w:val="0"/>
-          <w:strike w:val="0"/>
-          <w:color w:val="222222"/>
-          <w:sz w:val="21"/>
-          <w:szCs w:val="21"/>
-          <w:u w:val="none"/>
-          <w:shd w:fill="auto" w:val="clear"/>
-          <w:vertAlign w:val="baseline"/>
-          <w:rtl w:val="0"/>
-        </w:rPr>
-        <w:t xml:space="preserve">attributed lift</w:t>
-      </w:r>
-      <w:r>
-        <w:rPr>
-          <w:rFonts w:ascii="Arial" w:cs="Arial" w:eastAsia="Arial" w:hAnsi="Arial"/>
-          <w:b w:val="0"/>
-          <w:bCs w:val="0"/>
-          <w:i w:val="0"/>
-          <w:iCs w:val="0"/>
-          <w:smallCaps w:val="0"/>
-          <w:strike w:val="0"/>
-          <w:color w:val="222222"/>
-          <w:sz w:val="21"/>
-          <w:szCs w:val="21"/>
-          <w:u w:val="none"/>
-          <w:shd w:fill="auto" w:val="clear"/>
-          <w:vertAlign w:val="baseline"/>
-          <w:rtl w:val="0"/>
-        </w:rPr>
-        <w:t xml:space="preserve"> rather than seats — aligning our revenue with customer outcomes and monetizing the grounding discipline itself. It is a pricing model only a genuinely grounded system can credibly offer.</w:t>
-      </w:r>
-    </w:p>
-    <w:p>
-      <w:pPr>
-        <w:spacing w:after="160" w:line="276" w:lineRule="auto"/>
-        <w:rPr/>
-      </w:pPr>
-      <w:r>
-        <w:rPr>
-          <w:rtl w:val="0"/>
-        </w:rPr>
-        <w:t xml:space="preserve">Nearer-term and lower-stakes, </w:t>
-      </w:r>
-      <w:r>
-        <w:rPr>
-          <w:b w:val="1"/>
-          <w:bCs w:val="1"/>
-          <w:rtl w:val="0"/>
-        </w:rPr>
-        <w:t xml:space="preserve">role-based experiences</w:t>
-      </w:r>
-      <w:r>
-        <w:rPr>
-          <w:rtl w:val="0"/>
-        </w:rPr>
-        <w:t xml:space="preserve"> (executive, manager, and analyst lenses with tailored alerts) remain a useful adoption layer — a thin presentation tier over the same engine, sequenced after the core lands rather than treated as a strategic bet.</w:t>
+      <w:r>
+        <w:rPr>
+          <w:rtl w:val="0"/>
+        </w:rPr>
       </w:r>
     </w:p>
     <w:p>
@@ -5421,8 +3999,8 @@
       </w:r>
     </w:p>
     <w:sectPr>
-      <w:headerReference r:id="rId12" w:type="default"/>
-      <w:footerReference r:id="rId13" w:type="default"/>
+      <w:headerReference r:id="rId13" w:type="default"/>
+      <w:footerReference r:id="rId14" w:type="default"/>
       <w:pgSz w:h="15840" w:w="12240" w:orient="portrait"/>
       <w:pgMar w:bottom="1180" w:top="1180" w:left="1440" w:right="1440" w:header="708" w:footer="708"/>
       <w:pgNumType w:start="1"/>
@@ -5499,7 +4077,13 @@
       <w:tabs>
         <w:tab w:val="right" w:leader="none" w:pos="9360"/>
       </w:tabs>
-      <w:rPr/>
+      <w:rPr>
+        <w:b w:val="1"/>
+        <w:bCs w:val="1"/>
+        <w:color w:val="1f3a5f"/>
+        <w:sz w:val="15"/>
+        <w:szCs w:val="15"/>
+      </w:rPr>
     </w:pPr>
     <w:r>
       <w:rPr>
@@ -5510,8 +4094,19 @@
         <w:szCs w:val="15"/>
         <w:rtl w:val="0"/>
       </w:rPr>
-      <w:t xml:space="preserve">ACTIVE INTELLIGENCE  ·  STRATEGIC BLUEPRINT v4</w:t>
+      <w:t xml:space="preserve">ACTIVE INTELLIGENCE  ·  STRATEGIC BLUEPRINT v5</w:t>
     </w:r>
+  </w:p>
+  <w:p>
+    <w:pPr>
+      <w:pBdr>
+        <w:bottom w:color="d5d5d5" w:space="6" w:sz="4" w:val="single"/>
+      </w:pBdr>
+      <w:tabs>
+        <w:tab w:val="right" w:leader="none" w:pos="9360"/>
+      </w:tabs>
+      <w:rPr/>
+    </w:pPr>
     <w:r>
       <w:rPr>
         <w:color w:val="6b7280"/>
@@ -5536,6 +4131,190 @@
     <w:lvl w:ilvl="0">
       <w:start w:val="1"/>
       <w:numFmt w:val="bullet"/>
+      <w:lvlText w:val="●"/>
+      <w:lvlJc w:val="left"/>
+      <w:pPr>
+        <w:ind w:left="720" w:hanging="360"/>
+      </w:pPr>
+      <w:rPr/>
+    </w:lvl>
+    <w:lvl w:ilvl="1">
+      <w:start w:val="1"/>
+      <w:numFmt w:val="bullet"/>
+      <w:lvlText w:val="○"/>
+      <w:lvlJc w:val="left"/>
+      <w:pPr>
+        <w:ind w:left="1440" w:hanging="360"/>
+      </w:pPr>
+      <w:rPr/>
+    </w:lvl>
+    <w:lvl w:ilvl="2">
+      <w:start w:val="1"/>
+      <w:numFmt w:val="bullet"/>
+      <w:lvlText w:val="■"/>
+      <w:lvlJc w:val="left"/>
+      <w:pPr>
+        <w:ind w:left="2160" w:hanging="360"/>
+      </w:pPr>
+      <w:rPr/>
+    </w:lvl>
+    <w:lvl w:ilvl="3">
+      <w:start w:val="1"/>
+      <w:numFmt w:val="bullet"/>
+      <w:lvlText w:val="●"/>
+      <w:lvlJc w:val="left"/>
+      <w:pPr>
+        <w:ind w:left="2880" w:hanging="360"/>
+      </w:pPr>
+      <w:rPr/>
+    </w:lvl>
+    <w:lvl w:ilvl="4">
+      <w:start w:val="1"/>
+      <w:numFmt w:val="bullet"/>
+      <w:lvlText w:val="○"/>
+      <w:lvlJc w:val="left"/>
+      <w:pPr>
+        <w:ind w:left="3600" w:hanging="360"/>
+      </w:pPr>
+      <w:rPr/>
+    </w:lvl>
+    <w:lvl w:ilvl="5">
+      <w:start w:val="1"/>
+      <w:numFmt w:val="bullet"/>
+      <w:lvlText w:val="■"/>
+      <w:lvlJc w:val="left"/>
+      <w:pPr>
+        <w:ind w:left="4320" w:hanging="360"/>
+      </w:pPr>
+      <w:rPr/>
+    </w:lvl>
+    <w:lvl w:ilvl="6">
+      <w:start w:val="1"/>
+      <w:numFmt w:val="bullet"/>
+      <w:lvlText w:val="●"/>
+      <w:lvlJc w:val="left"/>
+      <w:pPr>
+        <w:ind w:left="5040" w:hanging="360"/>
+      </w:pPr>
+      <w:rPr/>
+    </w:lvl>
+    <w:lvl w:ilvl="7">
+      <w:start w:val="1"/>
+      <w:numFmt w:val="bullet"/>
+      <w:lvlText w:val="○"/>
+      <w:lvlJc w:val="left"/>
+      <w:pPr>
+        <w:ind w:left="5760" w:hanging="360"/>
+      </w:pPr>
+      <w:rPr/>
+    </w:lvl>
+    <w:lvl w:ilvl="8">
+      <w:start w:val="1"/>
+      <w:numFmt w:val="bullet"/>
+      <w:lvlText w:val="■"/>
+      <w:lvlJc w:val="left"/>
+      <w:pPr>
+        <w:ind w:left="6480" w:hanging="360"/>
+      </w:pPr>
+      <w:rPr/>
+    </w:lvl>
+  </w:abstractNum>
+  <w:abstractNum w:abstractNumId="2">
+    <w:lvl w:ilvl="0">
+      <w:start w:val="1"/>
+      <w:numFmt w:val="bullet"/>
+      <w:lvlText w:val="●"/>
+      <w:lvlJc w:val="left"/>
+      <w:pPr>
+        <w:ind w:left="720" w:hanging="360"/>
+      </w:pPr>
+      <w:rPr/>
+    </w:lvl>
+    <w:lvl w:ilvl="1">
+      <w:start w:val="1"/>
+      <w:numFmt w:val="bullet"/>
+      <w:lvlText w:val="○"/>
+      <w:lvlJc w:val="left"/>
+      <w:pPr>
+        <w:ind w:left="1440" w:hanging="360"/>
+      </w:pPr>
+      <w:rPr/>
+    </w:lvl>
+    <w:lvl w:ilvl="2">
+      <w:start w:val="1"/>
+      <w:numFmt w:val="bullet"/>
+      <w:lvlText w:val="■"/>
+      <w:lvlJc w:val="left"/>
+      <w:pPr>
+        <w:ind w:left="2160" w:hanging="360"/>
+      </w:pPr>
+      <w:rPr/>
+    </w:lvl>
+    <w:lvl w:ilvl="3">
+      <w:start w:val="1"/>
+      <w:numFmt w:val="bullet"/>
+      <w:lvlText w:val="●"/>
+      <w:lvlJc w:val="left"/>
+      <w:pPr>
+        <w:ind w:left="2880" w:hanging="360"/>
+      </w:pPr>
+      <w:rPr/>
+    </w:lvl>
+    <w:lvl w:ilvl="4">
+      <w:start w:val="1"/>
+      <w:numFmt w:val="bullet"/>
+      <w:lvlText w:val="○"/>
+      <w:lvlJc w:val="left"/>
+      <w:pPr>
+        <w:ind w:left="3600" w:hanging="360"/>
+      </w:pPr>
+      <w:rPr/>
+    </w:lvl>
+    <w:lvl w:ilvl="5">
+      <w:start w:val="1"/>
+      <w:numFmt w:val="bullet"/>
+      <w:lvlText w:val="■"/>
+      <w:lvlJc w:val="left"/>
+      <w:pPr>
+        <w:ind w:left="4320" w:hanging="360"/>
+      </w:pPr>
+      <w:rPr/>
+    </w:lvl>
+    <w:lvl w:ilvl="6">
+      <w:start w:val="1"/>
+      <w:numFmt w:val="bullet"/>
+      <w:lvlText w:val="●"/>
+      <w:lvlJc w:val="left"/>
+      <w:pPr>
+        <w:ind w:left="5040" w:hanging="360"/>
+      </w:pPr>
+      <w:rPr/>
+    </w:lvl>
+    <w:lvl w:ilvl="7">
+      <w:start w:val="1"/>
+      <w:numFmt w:val="bullet"/>
+      <w:lvlText w:val="○"/>
+      <w:lvlJc w:val="left"/>
+      <w:pPr>
+        <w:ind w:left="5760" w:hanging="360"/>
+      </w:pPr>
+      <w:rPr/>
+    </w:lvl>
+    <w:lvl w:ilvl="8">
+      <w:start w:val="1"/>
+      <w:numFmt w:val="bullet"/>
+      <w:lvlText w:val="■"/>
+      <w:lvlJc w:val="left"/>
+      <w:pPr>
+        <w:ind w:left="6480" w:hanging="360"/>
+      </w:pPr>
+      <w:rPr/>
+    </w:lvl>
+  </w:abstractNum>
+  <w:abstractNum w:abstractNumId="3">
+    <w:lvl w:ilvl="0">
+      <w:start w:val="1"/>
+      <w:numFmt w:val="bullet"/>
       <w:lvlText w:val="•"/>
       <w:lvlJc w:val="left"/>
       <w:pPr>
@@ -5626,8 +4405,109 @@
       <w:rPr/>
     </w:lvl>
   </w:abstractNum>
+  <w:abstractNum w:abstractNumId="4">
+    <w:lvl w:ilvl="0">
+      <w:start w:val="1"/>
+      <w:numFmt w:val="bullet"/>
+      <w:lvlText w:val="●"/>
+      <w:lvlJc w:val="left"/>
+      <w:pPr>
+        <w:ind w:left="720" w:hanging="360"/>
+      </w:pPr>
+      <w:rPr/>
+    </w:lvl>
+    <w:lvl w:ilvl="1">
+      <w:start w:val="1"/>
+      <w:numFmt w:val="bullet"/>
+      <w:lvlText w:val="○"/>
+      <w:lvlJc w:val="left"/>
+      <w:pPr>
+        <w:ind w:left="1440" w:hanging="360"/>
+      </w:pPr>
+      <w:rPr/>
+    </w:lvl>
+    <w:lvl w:ilvl="2">
+      <w:start w:val="1"/>
+      <w:numFmt w:val="bullet"/>
+      <w:lvlText w:val="■"/>
+      <w:lvlJc w:val="left"/>
+      <w:pPr>
+        <w:ind w:left="2160" w:hanging="360"/>
+      </w:pPr>
+      <w:rPr/>
+    </w:lvl>
+    <w:lvl w:ilvl="3">
+      <w:start w:val="1"/>
+      <w:numFmt w:val="bullet"/>
+      <w:lvlText w:val="●"/>
+      <w:lvlJc w:val="left"/>
+      <w:pPr>
+        <w:ind w:left="2880" w:hanging="360"/>
+      </w:pPr>
+      <w:rPr/>
+    </w:lvl>
+    <w:lvl w:ilvl="4">
+      <w:start w:val="1"/>
+      <w:numFmt w:val="bullet"/>
+      <w:lvlText w:val="○"/>
+      <w:lvlJc w:val="left"/>
+      <w:pPr>
+        <w:ind w:left="3600" w:hanging="360"/>
+      </w:pPr>
+      <w:rPr/>
+    </w:lvl>
+    <w:lvl w:ilvl="5">
+      <w:start w:val="1"/>
+      <w:numFmt w:val="bullet"/>
+      <w:lvlText w:val="■"/>
+      <w:lvlJc w:val="left"/>
+      <w:pPr>
+        <w:ind w:left="4320" w:hanging="360"/>
+      </w:pPr>
+      <w:rPr/>
+    </w:lvl>
+    <w:lvl w:ilvl="6">
+      <w:start w:val="1"/>
+      <w:numFmt w:val="bullet"/>
+      <w:lvlText w:val="●"/>
+      <w:lvlJc w:val="left"/>
+      <w:pPr>
+        <w:ind w:left="5040" w:hanging="360"/>
+      </w:pPr>
+      <w:rPr/>
+    </w:lvl>
+    <w:lvl w:ilvl="7">
+      <w:start w:val="1"/>
+      <w:numFmt w:val="bullet"/>
+      <w:lvlText w:val="○"/>
+      <w:lvlJc w:val="left"/>
+      <w:pPr>
+        <w:ind w:left="5760" w:hanging="360"/>
+      </w:pPr>
+      <w:rPr/>
+    </w:lvl>
+    <w:lvl w:ilvl="8">
+      <w:start w:val="1"/>
+      <w:numFmt w:val="bullet"/>
+      <w:lvlText w:val="■"/>
+      <w:lvlJc w:val="left"/>
+      <w:pPr>
+        <w:ind w:left="6480" w:hanging="360"/>
+      </w:pPr>
+      <w:rPr/>
+    </w:lvl>
+  </w:abstractNum>
   <w:num w:numId="1">
     <w:abstractNumId w:val="1"/>
+  </w:num>
+  <w:num w:numId="2">
+    <w:abstractNumId w:val="2"/>
+  </w:num>
+  <w:num w:numId="3">
+    <w:abstractNumId w:val="3"/>
+  </w:num>
+  <w:num w:numId="4">
+    <w:abstractNumId w:val="4"/>
   </w:num>
 </w:numbering>
 </file>
@@ -5965,32 +4845,6 @@
       </w:tblCellMar>
     </w:tblPr>
   </w:style>
-  <w:style w:type="table" w:styleId="Table3">
-    <w:basedOn w:val="TableNormal"/>
-    <w:tblPr>
-      <w:tblStyleRowBandSize w:val="1"/>
-      <w:tblStyleColBandSize w:val="1"/>
-      <w:tblCellMar>
-        <w:top w:w="0.0" w:type="dxa"/>
-        <w:left w:w="115.0" w:type="dxa"/>
-        <w:bottom w:w="0.0" w:type="dxa"/>
-        <w:right w:w="115.0" w:type="dxa"/>
-      </w:tblCellMar>
-    </w:tblPr>
-  </w:style>
-  <w:style w:type="table" w:styleId="Table4">
-    <w:basedOn w:val="TableNormal"/>
-    <w:tblPr>
-      <w:tblStyleRowBandSize w:val="1"/>
-      <w:tblStyleColBandSize w:val="1"/>
-      <w:tblCellMar>
-        <w:top w:w="0.0" w:type="dxa"/>
-        <w:left w:w="115.0" w:type="dxa"/>
-        <w:bottom w:w="0.0" w:type="dxa"/>
-        <w:right w:w="115.0" w:type="dxa"/>
-      </w:tblCellMar>
-    </w:tblPr>
-  </w:style>
 </w:styles>
 </file>
 
@@ -6316,7 +5170,7 @@
 
 <file path=customXML/item1.xml><?xml version="1.0" encoding="utf-8"?>
 <go:gDocsCustomXmlDataStorage xmlns:go="http://customooxmlschemas.google.com/" xmlns:r="http://schemas.openxmlformats.org/officeDocument/2006/relationships" uri="GoogleDocsCustomDataVersion2">
-  <go:docsCustomData xmlns:go="http://customooxmlschemas.google.com/" roundtripDataSignature="AMtx7miRuBYBkSFlwQN59ldArmv3HdrHvw==">CgMxLjAaHQoBMBIYChYIB0ISEhBBcmlhbCBVbmljb2RlIE1TGh0KATESGAoWCAdCEhIQQXJpYWwgVW5pY29kZSBNUxodCgEyEhgKFggHQhISEEFyaWFsIFVuaWNvZGUgTVMaHQoBMxIYChYIB0ISEhBBcmlhbCBVbmljb2RlIE1TGh0KATQSGAoWCAdCEhIQQXJpYWwgVW5pY29kZSBNUxokCgE1Eh8KHQgHQhkKBUFyaWFsEhBBcmlhbCBVbmljb2RlIE1TOAByITFRUmxSNDE0cmcyMHlvQ2VzaVZZVjJobXZWQUFHUXNTZg==</go:docsCustomData>
+  <go:docsCustomData xmlns:go="http://customooxmlschemas.google.com/" roundtripDataSignature="AMtx7mhP5D9DjsAxPU9P3rdq2RMRkzV2Ug==">CgMxLjAaHQoBMBIYChYIB0ISEhBBcmlhbCBVbmljb2RlIE1TGh0KATESGAoWCAdCEhIQQXJpYWwgVW5pY29kZSBNUxodCgEyEhgKFggHQhISEEFyaWFsIFVuaWNvZGUgTVMaJAoBMxIfCh0IB0IZCgVBcmlhbBIQQXJpYWwgVW5pY29kZSBNUzIOaC56NG00NjZxczB0ajgyDmguanhqdnpwbGhhbG5vMg5oLmF3b2Q5YnJwbngwZzIOaC41YThjODNwbHJieDMyDmgua3VnZG53b2F2NnE5OAByITFRUmxSNDE0cmcyMHlvQ2VzaVZZVjJobXZWQUFHUXNTZg==</go:docsCustomData>
 </go:gDocsCustomXmlDataStorage>
 </file>
 
